--- a/Expense_Planner_Technical_Report_Pure_Prose.docx
+++ b/Expense_Planner_Technical_Report_Pure_Prose.docx
@@ -58,6 +58,7 @@
     </w:p>
     <w:p>
       <w:pPr>
+        <w:pStyle w:val="Heading1"/>
         <w:keepNext/>
         <w:spacing w:before="440" w:after="160"/>
         <w:jc w:val="both"/>
@@ -78,7 +79,7 @@
         <w:jc w:val="both"/>
       </w:pPr>
       <w:r>
-        <w:t>This technical report presents an exhaustive, paragraph-driven architectural deep-dive into the Personal &amp; Family Finance Engine codebase. Organized across 40 major sections, every topic is developed in rich, explanatory prose without bullet points or superficial summary lists. The document structure covers conceptual foundations, mathematical models, system architecture blueprints, and operational engineering analysis.</w:t>
+        <w:t>The table below lists every section of this report with its page number. It is generated from the section headings and refreshes automatically whenever the document is opened in the word processor.</w:t>
       </w:r>
     </w:p>
     <w:p>
@@ -87,55 +88,24 @@
         <w:jc w:val="both"/>
       </w:pPr>
       <w:r>
-        <w:t>Section 1 introduces the title page and metadata. Section 2 presents this table of contents. Section 3 articulates the executive introduction and system scope. Section 4 provides a high-level operational overview of module synergy. Section 5 formulates the formal domain problem statement. Section 6 defines the technical and operational objectives. Section 7 presents the complete system requirements and dependency analysis. Section 8 evaluates the technology stack rationale. Section 9 details the multi-tier system architecture topology. Section 10 illustrates the architecture blueprint diagram.</w:t>
+        <w:fldChar w:fldCharType="begin" w:dirty="true"/>
       </w:r>
-    </w:p>
-    <w:p>
-      <w:pPr>
-        <w:spacing w:after="120"/>
-        <w:jc w:val="both"/>
-      </w:pPr>
       <w:r>
-        <w:t>Section 11 analyzes the frontend component hierarchy. Section 12 illustrates the frontend component diagram. Section 13 explains frontend component mechanics and state lifecycle. Section 14 analyzes backend architecture and serverless execution topology. Section 15 details backend request lifecycles and AI sequence flows. Section 16 unpacks candidate model fallback logic. Section 17 details database architecture and Firestore schema design. Section 18 illustrates the database Entity-Relationship diagram. Section 19 covers authentication theory and session management. Section 20 explains dual-tenant Role-Based Access Control.</w:t>
+        <w:instrText xml:space="preserve"> TOC \o "1-1" \h \z \u </w:instrText>
       </w:r>
-    </w:p>
-    <w:p>
-      <w:pPr>
-        <w:spacing w:after="120"/>
-        <w:jc w:val="both"/>
-      </w:pPr>
       <w:r>
-        <w:t>Section 21 details the 10 core functional modules. Section 22 provides feature workflow and algorithmic decision diagrams. Section 23 explains API protocol design and REST conventions. Section 24 provides comprehensive API endpoint specifications. Section 25 maps the unidirectional data flow architecture. Section 26 executes deep mathematical and algorithmic analysis. Section 27 analyzes project configuration governance. Section 28 details environment variables and secret management. Section 29 explains containerization strategy and multi-stage Docker builds. Section 30 details the production build pipeline and deployment topology.</w:t>
+        <w:fldChar w:fldCharType="separate"/>
       </w:r>
-    </w:p>
-    <w:p>
-      <w:pPr>
-        <w:spacing w:after="120"/>
-        <w:jc w:val="both"/>
-      </w:pPr>
       <w:r>
-        <w:t>Section 31 details quality assurance and static type verification. Section 32 explains fault tolerance and error recovery architecture. Section 33 covers observability, telemetry, and health monitoring. Section 34 executes a comprehensive cybersecurity analysis. Section 35 analyzes performance engineering and optimization strategies. Section 36 details developer onboarding and maintenance frameworks. Section 37 presents an operational troubleshooting matrix. Section 38 details codebase verification and system limitations. Section 39 outlines the strategic future roadmap. Section 40 concludes with a formal engineering synthesis.</w:t>
+        <w:t>If this text is still visible, select all (Ctrl+A) and press F9 to build the table of contents.</w:t>
       </w:r>
-    </w:p>
-    <w:p>
-      <w:pPr>
-        <w:spacing w:after="120"/>
-        <w:jc w:val="both"/>
-      </w:pPr>
       <w:r>
-        <w:t>Section 41 presents the n8n Telegram automation layer: a 118-node generated workflow providing conversational expense capture, natural-language logging, structured receipt scanning with parked-scan confirmation, and a daily recurring processor. Section 42 codifies the household data-management security model, in which management authority follows the read boundary, together with governance of the Firestore-resident receipt-photo attachments. Section 43 documents the zero-cost 24/7 cloud deployment topology on Render and Neon Postgres, covering free-tier resource engineering and deployment continuity.</w:t>
+        <w:fldChar w:fldCharType="end"/>
       </w:r>
     </w:p>
     <w:p>
       <w:pPr>
-        <w:jc w:val="both"/>
-      </w:pPr>
-      <w:r>
-        <w:br w:type="page"/>
-      </w:r>
-    </w:p>
-    <w:p>
-      <w:pPr>
+        <w:pStyle w:val="Heading1"/>
         <w:keepNext/>
         <w:spacing w:before="440" w:after="160"/>
         <w:jc w:val="both"/>
@@ -248,6 +218,7 @@
     </w:p>
     <w:p>
       <w:pPr>
+        <w:pStyle w:val="Heading1"/>
         <w:keepNext/>
         <w:spacing w:before="440" w:after="160"/>
         <w:jc w:val="both"/>
@@ -354,6 +325,7 @@
     </w:p>
     <w:p>
       <w:pPr>
+        <w:pStyle w:val="Heading1"/>
         <w:keepNext/>
         <w:spacing w:before="440" w:after="160"/>
         <w:jc w:val="both"/>
@@ -490,6 +462,7 @@
     </w:p>
     <w:p>
       <w:pPr>
+        <w:pStyle w:val="Heading1"/>
         <w:keepNext/>
         <w:spacing w:before="440" w:after="160"/>
         <w:jc w:val="both"/>
@@ -641,6 +614,7 @@
     </w:p>
     <w:p>
       <w:pPr>
+        <w:pStyle w:val="Heading1"/>
         <w:keepNext/>
         <w:spacing w:before="440" w:after="160"/>
         <w:jc w:val="both"/>
@@ -2440,6 +2414,7 @@
     </w:p>
     <w:p>
       <w:pPr>
+        <w:pStyle w:val="Heading1"/>
         <w:keepNext/>
         <w:spacing w:before="440" w:after="160"/>
         <w:jc w:val="both"/>
@@ -2560,6 +2535,7 @@
     </w:p>
     <w:p>
       <w:pPr>
+        <w:pStyle w:val="Heading1"/>
         <w:keepNext/>
         <w:spacing w:before="440" w:after="160"/>
         <w:jc w:val="both"/>
@@ -2729,6 +2705,7 @@
     </w:p>
     <w:p>
       <w:pPr>
+        <w:pStyle w:val="Heading1"/>
         <w:keepNext/>
         <w:spacing w:before="440" w:after="160"/>
         <w:jc w:val="both"/>
@@ -2855,6 +2832,7 @@
     </w:p>
     <w:p>
       <w:pPr>
+        <w:pStyle w:val="Heading1"/>
         <w:keepNext/>
         <w:spacing w:before="440" w:after="160"/>
         <w:jc w:val="both"/>
@@ -2916,6 +2894,7 @@
     </w:p>
     <w:p>
       <w:pPr>
+        <w:pStyle w:val="Heading1"/>
         <w:keepNext/>
         <w:spacing w:before="440" w:after="160"/>
         <w:jc w:val="both"/>
@@ -3036,6 +3015,7 @@
     </w:p>
     <w:p>
       <w:pPr>
+        <w:pStyle w:val="Heading1"/>
         <w:keepNext/>
         <w:spacing w:before="440" w:after="160"/>
         <w:jc w:val="both"/>
@@ -3082,6 +3062,7 @@
     </w:p>
     <w:p>
       <w:pPr>
+        <w:pStyle w:val="Heading1"/>
         <w:keepNext/>
         <w:spacing w:before="440" w:after="160"/>
         <w:jc w:val="both"/>
@@ -3220,6 +3201,7 @@
     </w:p>
     <w:p>
       <w:pPr>
+        <w:pStyle w:val="Heading1"/>
         <w:keepNext/>
         <w:spacing w:before="440" w:after="160"/>
         <w:jc w:val="both"/>
@@ -3342,6 +3324,7 @@
     </w:p>
     <w:p>
       <w:pPr>
+        <w:pStyle w:val="Heading1"/>
         <w:keepNext/>
         <w:spacing w:before="440" w:after="160"/>
         <w:jc w:val="both"/>
@@ -3375,6 +3358,7 @@
     </w:p>
     <w:p>
       <w:pPr>
+        <w:pStyle w:val="Heading1"/>
         <w:keepNext/>
         <w:spacing w:before="440" w:after="160"/>
         <w:jc w:val="both"/>
@@ -4869,6 +4853,7 @@
     </w:p>
     <w:p>
       <w:pPr>
+        <w:pStyle w:val="Heading1"/>
         <w:keepNext/>
         <w:spacing w:before="440" w:after="160"/>
         <w:jc w:val="both"/>
@@ -4990,6 +4975,7 @@
     </w:p>
     <w:p>
       <w:pPr>
+        <w:pStyle w:val="Heading1"/>
         <w:keepNext/>
         <w:spacing w:before="440" w:after="160"/>
         <w:jc w:val="both"/>
@@ -5024,6 +5010,7 @@
     </w:p>
     <w:p>
       <w:pPr>
+        <w:pStyle w:val="Heading1"/>
         <w:keepNext/>
         <w:spacing w:before="440" w:after="160"/>
         <w:jc w:val="both"/>
@@ -5162,6 +5149,7 @@
     </w:p>
     <w:p>
       <w:pPr>
+        <w:pStyle w:val="Heading1"/>
         <w:keepNext/>
         <w:spacing w:before="440" w:after="160"/>
         <w:jc w:val="both"/>
@@ -6043,6 +6031,7 @@
     </w:p>
     <w:p>
       <w:pPr>
+        <w:pStyle w:val="Heading1"/>
         <w:keepNext/>
         <w:spacing w:before="440" w:after="160"/>
         <w:jc w:val="both"/>
@@ -6304,6 +6293,7 @@
     </w:p>
     <w:p>
       <w:pPr>
+        <w:pStyle w:val="Heading1"/>
         <w:keepNext/>
         <w:spacing w:before="440" w:after="160"/>
         <w:jc w:val="both"/>
@@ -6329,6 +6319,7 @@
     </w:p>
     <w:p>
       <w:pPr>
+        <w:pStyle w:val="Heading1"/>
         <w:keepNext/>
         <w:spacing w:before="440" w:after="160"/>
         <w:jc w:val="both"/>
@@ -6685,6 +6676,7 @@
     </w:p>
     <w:p>
       <w:pPr>
+        <w:pStyle w:val="Heading1"/>
         <w:keepNext/>
         <w:spacing w:before="440" w:after="160"/>
         <w:jc w:val="both"/>
@@ -6751,6 +6743,7 @@
     </w:p>
     <w:p>
       <w:pPr>
+        <w:pStyle w:val="Heading1"/>
         <w:keepNext/>
         <w:spacing w:before="440" w:after="160"/>
         <w:jc w:val="both"/>
@@ -6954,6 +6947,7 @@
     </w:p>
     <w:p>
       <w:pPr>
+        <w:pStyle w:val="Heading1"/>
         <w:keepNext/>
         <w:spacing w:before="440" w:after="160"/>
         <w:jc w:val="both"/>
@@ -7049,6 +7043,7 @@
     </w:p>
     <w:p>
       <w:pPr>
+        <w:pStyle w:val="Heading1"/>
         <w:keepNext/>
         <w:spacing w:before="440" w:after="160"/>
         <w:jc w:val="both"/>
@@ -7616,6 +7611,7 @@
     </w:p>
     <w:p>
       <w:pPr>
+        <w:pStyle w:val="Heading1"/>
         <w:keepNext/>
         <w:spacing w:before="440" w:after="160"/>
         <w:jc w:val="both"/>
@@ -7649,6 +7645,7 @@
     </w:p>
     <w:p>
       <w:pPr>
+        <w:pStyle w:val="Heading1"/>
         <w:keepNext/>
         <w:spacing w:before="440" w:after="160"/>
         <w:jc w:val="both"/>
@@ -7682,6 +7679,7 @@
     </w:p>
     <w:p>
       <w:pPr>
+        <w:pStyle w:val="Heading1"/>
         <w:keepNext/>
         <w:spacing w:before="440" w:after="160"/>
         <w:jc w:val="both"/>
@@ -7716,6 +7714,7 @@
     </w:p>
     <w:p>
       <w:pPr>
+        <w:pStyle w:val="Heading1"/>
         <w:keepNext/>
         <w:spacing w:before="440" w:after="160"/>
         <w:jc w:val="both"/>
@@ -7740,6 +7739,7 @@
     </w:p>
     <w:p>
       <w:pPr>
+        <w:pStyle w:val="Heading1"/>
         <w:keepNext/>
         <w:spacing w:before="440" w:after="160"/>
         <w:jc w:val="both"/>
@@ -7764,6 +7764,7 @@
     </w:p>
     <w:p>
       <w:pPr>
+        <w:pStyle w:val="Heading1"/>
         <w:keepNext/>
         <w:spacing w:before="440" w:after="160"/>
         <w:jc w:val="both"/>
@@ -7797,6 +7798,7 @@
     </w:p>
     <w:p>
       <w:pPr>
+        <w:pStyle w:val="Heading1"/>
         <w:keepNext/>
         <w:spacing w:before="440" w:after="160"/>
         <w:jc w:val="both"/>
@@ -7821,6 +7823,7 @@
     </w:p>
     <w:p>
       <w:pPr>
+        <w:pStyle w:val="Heading1"/>
         <w:keepNext/>
         <w:spacing w:before="440" w:after="160"/>
         <w:jc w:val="both"/>
@@ -7845,6 +7848,7 @@
     </w:p>
     <w:p>
       <w:pPr>
+        <w:pStyle w:val="Heading1"/>
         <w:keepNext/>
         <w:spacing w:before="440" w:after="160"/>
         <w:jc w:val="both"/>
@@ -8338,6 +8342,7 @@
     </w:p>
     <w:p>
       <w:pPr>
+        <w:pStyle w:val="Heading1"/>
         <w:keepNext/>
         <w:spacing w:before="440" w:after="160"/>
         <w:jc w:val="both"/>
@@ -8362,6 +8367,7 @@
     </w:p>
     <w:p>
       <w:pPr>
+        <w:pStyle w:val="Heading1"/>
         <w:keepNext/>
         <w:spacing w:before="440" w:after="160"/>
         <w:jc w:val="both"/>
@@ -8386,6 +8392,7 @@
     </w:p>
     <w:p>
       <w:pPr>
+        <w:pStyle w:val="Heading1"/>
         <w:keepNext/>
         <w:spacing w:before="440" w:after="160"/>
         <w:jc w:val="both"/>
@@ -8410,6 +8417,7 @@
     </w:p>
     <w:p>
       <w:pPr>
+        <w:pStyle w:val="Heading1"/>
         <w:keepNext/>
         <w:spacing w:before="440" w:after="160"/>
         <w:jc w:val="both"/>
@@ -8452,6 +8460,7 @@
     </w:p>
     <w:p>
       <w:pPr>
+        <w:pStyle w:val="Heading1"/>
         <w:keepNext/>
         <w:spacing w:before="440" w:after="160"/>
         <w:jc w:val="both"/>
@@ -8494,6 +8503,7 @@
     </w:p>
     <w:p>
       <w:pPr>
+        <w:pStyle w:val="Heading1"/>
         <w:keepNext/>
         <w:spacing w:before="440" w:after="160"/>
         <w:jc w:val="both"/>
@@ -9153,16 +9163,15 @@
     <w:pPr>
       <w:keepNext/>
       <w:keepLines/>
-      <w:spacing w:before="480" w:after="0"/>
+      <w:spacing w:before="440" w:after="160"/>
       <w:outlineLvl w:val="0"/>
     </w:pPr>
     <w:rPr>
-      <w:rFonts w:asciiTheme="majorHAnsi" w:eastAsiaTheme="majorEastAsia" w:hAnsiTheme="majorHAnsi" w:cstheme="majorBidi"/>
       <w:b/>
       <w:bCs/>
-      <w:color w:val="365F91" w:themeColor="accent1" w:themeShade="BF"/>
-      <w:sz w:val="28"/>
-      <w:szCs w:val="28"/>
+      <w:color w:val="0F172A"/>
+      <w:sz w:val="36"/>
+      <w:szCs w:val="36"/>
     </w:rPr>
   </w:style>
   <w:style w:type="paragraph" w:styleId="Heading2">

--- a/Expense_Planner_Technical_Report_Pure_Prose.docx
+++ b/Expense_Planner_Technical_Report_Pure_Prose.docx
@@ -1,6 +1,6 @@
 
 <file path=word/document.xml><?xml version="1.0" encoding="utf-8"?>
-<w:document xmlns:wpc="http://schemas.microsoft.com/office/word/2010/wordprocessingCanvas" xmlns:cx="http://schemas.microsoft.com/office/drawing/2014/chartex" xmlns:cx1="http://schemas.microsoft.com/office/drawing/2015/9/8/chartex" xmlns:cx2="http://schemas.microsoft.com/office/drawing/2015/10/21/chartex" xmlns:cx3="http://schemas.microsoft.com/office/drawing/2016/5/9/chartex" xmlns:cx4="http://schemas.microsoft.com/office/drawing/2016/5/10/chartex" xmlns:cx5="http://schemas.microsoft.com/office/drawing/2016/5/11/chartex" xmlns:cx6="http://schemas.microsoft.com/office/drawing/2016/5/12/chartex" xmlns:cx7="http://schemas.microsoft.com/office/drawing/2016/5/13/chartex" xmlns:cx8="http://schemas.microsoft.com/office/drawing/2016/5/14/chartex" xmlns:mc="http://schemas.openxmlformats.org/markup-compatibility/2006" xmlns:aink="http://schemas.microsoft.com/office/drawing/2016/ink" xmlns:am3d="http://schemas.microsoft.com/office/drawing/2017/model3d" xmlns:o="urn:schemas-microsoft-com:office:office" xmlns:oel="http://schemas.microsoft.com/office/2019/extlst" xmlns:r="http://schemas.openxmlformats.org/officeDocument/2006/relationships" xmlns:m="http://schemas.openxmlformats.org/officeDocument/2006/math" xmlns:v="urn:schemas-microsoft-com:vml" xmlns:wp14="http://schemas.microsoft.com/office/word/2010/wordprocessingDrawing" xmlns:wp="http://schemas.openxmlformats.org/drawingml/2006/wordprocessingDrawing" xmlns:w10="urn:schemas-microsoft-com:office:word" xmlns:w="http://schemas.openxmlformats.org/wordprocessingml/2006/main" xmlns:w14="http://schemas.microsoft.com/office/word/2010/wordml" xmlns:w15="http://schemas.microsoft.com/office/word/2012/wordml" xmlns:w16cei="http://schemas.microsoft.com/office/word/2026/wordml/cei" xmlns:w16cex="http://schemas.microsoft.com/office/word/2018/wordml/cex" xmlns:w16cid="http://schemas.microsoft.com/office/word/2016/wordml/cid" xmlns:w16="http://schemas.microsoft.com/office/word/2018/wordml" xmlns:w16du="http://schemas.microsoft.com/office/word/2023/wordml/word16du" xmlns:w16sdtdh="http://schemas.microsoft.com/office/word/2020/wordml/sdtdatahash" xmlns:w16sdtfl="http://schemas.microsoft.com/office/word/2024/wordml/sdtformatlock" xmlns:w16se="http://schemas.microsoft.com/office/word/2015/wordml/symex" xmlns:wpg="http://schemas.microsoft.com/office/word/2010/wordprocessingGroup" xmlns:wpi="http://schemas.microsoft.com/office/word/2010/wordprocessingInk" xmlns:wne="http://schemas.microsoft.com/office/word/2006/wordml" xmlns:wps="http://schemas.microsoft.com/office/word/2010/wordprocessingShape" mc:Ignorable="w14 w15 w16se w16cid w16 w16cex w16sdtdh w16sdtfl w16du wp14">
+<w:document xmlns:wpc="http://schemas.microsoft.com/office/word/2010/wordprocessingCanvas" xmlns:cx="http://schemas.microsoft.com/office/drawing/2014/chartex" xmlns:cx1="http://schemas.microsoft.com/office/drawing/2015/9/8/chartex" xmlns:cx2="http://schemas.microsoft.com/office/drawing/2015/10/21/chartex" xmlns:cx3="http://schemas.microsoft.com/office/drawing/2016/5/9/chartex" xmlns:cx4="http://schemas.microsoft.com/office/drawing/2016/5/10/chartex" xmlns:cx5="http://schemas.microsoft.com/office/drawing/2016/5/11/chartex" xmlns:cx6="http://schemas.microsoft.com/office/drawing/2016/5/12/chartex" xmlns:cx7="http://schemas.microsoft.com/office/drawing/2016/5/13/chartex" xmlns:cx8="http://schemas.microsoft.com/office/drawing/2016/5/14/chartex" xmlns:mc="http://schemas.openxmlformats.org/markup-compatibility/2006" xmlns:aink="http://schemas.microsoft.com/office/drawing/2016/ink" xmlns:am3d="http://schemas.microsoft.com/office/drawing/2017/model3d" xmlns:o="urn:schemas-microsoft-com:office:office" xmlns:oel="http://schemas.microsoft.com/office/2019/extlst" xmlns:r="http://schemas.openxmlformats.org/officeDocument/2006/relationships" xmlns:m="http://schemas.openxmlformats.org/officeDocument/2006/math" xmlns:v="urn:schemas-microsoft-com:vml" xmlns:wp14="http://schemas.microsoft.com/office/word/2010/wordprocessingDrawing" xmlns:wp="http://schemas.openxmlformats.org/drawingml/2006/wordprocessingDrawing" xmlns:w10="urn:schemas-microsoft-com:office:word" xmlns:w="http://schemas.openxmlformats.org/wordprocessingml/2006/main" xmlns:w14="http://schemas.microsoft.com/office/word/2010/wordml" xmlns:w15="http://schemas.microsoft.com/office/word/2012/wordml" xmlns:w16cex="http://schemas.microsoft.com/office/word/2018/wordml/cex" xmlns:w16cid="http://schemas.microsoft.com/office/word/2016/wordml/cid" xmlns:w16="http://schemas.microsoft.com/office/word/2018/wordml" xmlns:w16du="http://schemas.microsoft.com/office/word/2023/wordml/word16du" xmlns:w16sdtdh="http://schemas.microsoft.com/office/word/2020/wordml/sdtdatahash" xmlns:w16sdtfl="http://schemas.microsoft.com/office/word/2024/wordml/sdtformatlock" xmlns:w16se="http://schemas.microsoft.com/office/word/2015/wordml/symex" xmlns:wpg="http://schemas.microsoft.com/office/word/2010/wordprocessingGroup" xmlns:wpi="http://schemas.microsoft.com/office/word/2010/wordprocessingInk" xmlns:wne="http://schemas.microsoft.com/office/word/2006/wordml" xmlns:wps="http://schemas.microsoft.com/office/word/2010/wordprocessingShape" mc:Ignorable="w14 w15 w16se w16cid w16 w16cex w16sdtdh w16sdtfl w16du wp14">
   <w:body>
     <w:p>
       <w:pPr>
@@ -16,7 +16,6 @@
         <w:rPr>
           <w:i/>
           <w:color w:val="475569"/>
-          <w:sz w:val="22"/>
         </w:rPr>
         <w:t>Technical report revised 14 October 2026. Sections 41 through 43 are new in this revision and document the n8n Telegram automation layer, the household data-management security model, and the zero-cost 24/7 cloud deployment topology.</w:t>
       </w:r>
@@ -59,19 +58,14 @@
     <w:p>
       <w:pPr>
         <w:pStyle w:val="Heading1"/>
-        <w:keepNext/>
-        <w:spacing w:before="440" w:after="160"/>
-        <w:jc w:val="both"/>
-      </w:pPr>
+        <w:jc w:val="both"/>
+      </w:pPr>
+      <w:bookmarkStart w:id="0" w:name="_Toc242871448"/>
       <w:r>
-        <w:rPr>
-          <w:b/>
-          <w:color w:val="0F172A"/>
-          <w:sz w:val="36"/>
-        </w:rPr>
         <w:lastRenderedPageBreak/>
         <w:t>2. Table of Contents</w:t>
       </w:r>
+      <w:bookmarkEnd w:id="0"/>
     </w:p>
     <w:p>
       <w:pPr>
@@ -84,11 +78,16 @@
     </w:p>
     <w:p>
       <w:pPr>
-        <w:spacing w:after="120"/>
-        <w:jc w:val="both"/>
+        <w:pStyle w:val="TOC1"/>
+        <w:tabs>
+          <w:tab w:val="right" w:leader="dot" w:pos="10790"/>
+        </w:tabs>
+        <w:rPr>
+          <w:noProof/>
+        </w:rPr>
       </w:pPr>
       <w:r>
-        <w:fldChar w:fldCharType="begin" w:dirty="true"/>
+        <w:fldChar w:fldCharType="begin"/>
       </w:r>
       <w:r>
         <w:instrText xml:space="preserve"> TOC \o "1-1" \h \z \u </w:instrText>
@@ -96,29 +95,2992 @@
       <w:r>
         <w:fldChar w:fldCharType="separate"/>
       </w:r>
-      <w:r>
-        <w:t>If this text is still visible, select all (Ctrl+A) and press F9 to build the table of contents.</w:t>
-      </w:r>
+      <w:hyperlink w:anchor="_Toc242871448" w:history="1">
+        <w:r>
+          <w:rPr>
+            <w:rStyle w:val="Hyperlink"/>
+            <w:noProof/>
+          </w:rPr>
+          <w:t>2. Table of Contents</w:t>
+        </w:r>
+        <w:r>
+          <w:rPr>
+            <w:noProof/>
+            <w:webHidden/>
+          </w:rPr>
+          <w:tab/>
+        </w:r>
+        <w:r>
+          <w:rPr>
+            <w:noProof/>
+            <w:webHidden/>
+          </w:rPr>
+          <w:fldChar w:fldCharType="begin"/>
+        </w:r>
+        <w:r>
+          <w:rPr>
+            <w:noProof/>
+            <w:webHidden/>
+          </w:rPr>
+          <w:instrText xml:space="preserve"> PAGEREF _Toc242871448 \h </w:instrText>
+        </w:r>
+        <w:r>
+          <w:rPr>
+            <w:noProof/>
+            <w:webHidden/>
+          </w:rPr>
+        </w:r>
+        <w:r>
+          <w:rPr>
+            <w:noProof/>
+            <w:webHidden/>
+          </w:rPr>
+          <w:fldChar w:fldCharType="separate"/>
+        </w:r>
+        <w:r>
+          <w:rPr>
+            <w:noProof/>
+            <w:webHidden/>
+          </w:rPr>
+          <w:t>2</w:t>
+        </w:r>
+        <w:r>
+          <w:rPr>
+            <w:noProof/>
+            <w:webHidden/>
+          </w:rPr>
+          <w:fldChar w:fldCharType="end"/>
+        </w:r>
+      </w:hyperlink>
+    </w:p>
+    <w:p>
+      <w:pPr>
+        <w:pStyle w:val="TOC1"/>
+        <w:tabs>
+          <w:tab w:val="right" w:leader="dot" w:pos="10790"/>
+        </w:tabs>
+        <w:rPr>
+          <w:noProof/>
+        </w:rPr>
+      </w:pPr>
+      <w:hyperlink w:anchor="_Toc242871449" w:history="1">
+        <w:r>
+          <w:rPr>
+            <w:rStyle w:val="Hyperlink"/>
+            <w:noProof/>
+          </w:rPr>
+          <w:t>3. Executive Introduction &amp; System Scope</w:t>
+        </w:r>
+        <w:r>
+          <w:rPr>
+            <w:noProof/>
+            <w:webHidden/>
+          </w:rPr>
+          <w:tab/>
+        </w:r>
+        <w:r>
+          <w:rPr>
+            <w:noProof/>
+            <w:webHidden/>
+          </w:rPr>
+          <w:fldChar w:fldCharType="begin"/>
+        </w:r>
+        <w:r>
+          <w:rPr>
+            <w:noProof/>
+            <w:webHidden/>
+          </w:rPr>
+          <w:instrText xml:space="preserve"> PAGEREF _Toc242871449 \h </w:instrText>
+        </w:r>
+        <w:r>
+          <w:rPr>
+            <w:noProof/>
+            <w:webHidden/>
+          </w:rPr>
+        </w:r>
+        <w:r>
+          <w:rPr>
+            <w:noProof/>
+            <w:webHidden/>
+          </w:rPr>
+          <w:fldChar w:fldCharType="separate"/>
+        </w:r>
+        <w:r>
+          <w:rPr>
+            <w:noProof/>
+            <w:webHidden/>
+          </w:rPr>
+          <w:t>3</w:t>
+        </w:r>
+        <w:r>
+          <w:rPr>
+            <w:noProof/>
+            <w:webHidden/>
+          </w:rPr>
+          <w:fldChar w:fldCharType="end"/>
+        </w:r>
+      </w:hyperlink>
+    </w:p>
+    <w:p>
+      <w:pPr>
+        <w:pStyle w:val="TOC1"/>
+        <w:tabs>
+          <w:tab w:val="right" w:leader="dot" w:pos="10790"/>
+        </w:tabs>
+        <w:rPr>
+          <w:noProof/>
+        </w:rPr>
+      </w:pPr>
+      <w:hyperlink w:anchor="_Toc242871450" w:history="1">
+        <w:r>
+          <w:rPr>
+            <w:rStyle w:val="Hyperlink"/>
+            <w:noProof/>
+          </w:rPr>
+          <w:t>4. High-Level Operational Architecture &amp; Module Synergy</w:t>
+        </w:r>
+        <w:r>
+          <w:rPr>
+            <w:noProof/>
+            <w:webHidden/>
+          </w:rPr>
+          <w:tab/>
+        </w:r>
+        <w:r>
+          <w:rPr>
+            <w:noProof/>
+            <w:webHidden/>
+          </w:rPr>
+          <w:fldChar w:fldCharType="begin"/>
+        </w:r>
+        <w:r>
+          <w:rPr>
+            <w:noProof/>
+            <w:webHidden/>
+          </w:rPr>
+          <w:instrText xml:space="preserve"> PAGEREF _Toc242871450 \h </w:instrText>
+        </w:r>
+        <w:r>
+          <w:rPr>
+            <w:noProof/>
+            <w:webHidden/>
+          </w:rPr>
+        </w:r>
+        <w:r>
+          <w:rPr>
+            <w:noProof/>
+            <w:webHidden/>
+          </w:rPr>
+          <w:fldChar w:fldCharType="separate"/>
+        </w:r>
+        <w:r>
+          <w:rPr>
+            <w:noProof/>
+            <w:webHidden/>
+          </w:rPr>
+          <w:t>4</w:t>
+        </w:r>
+        <w:r>
+          <w:rPr>
+            <w:noProof/>
+            <w:webHidden/>
+          </w:rPr>
+          <w:fldChar w:fldCharType="end"/>
+        </w:r>
+      </w:hyperlink>
+    </w:p>
+    <w:p>
+      <w:pPr>
+        <w:pStyle w:val="TOC1"/>
+        <w:tabs>
+          <w:tab w:val="right" w:leader="dot" w:pos="10790"/>
+        </w:tabs>
+        <w:rPr>
+          <w:noProof/>
+        </w:rPr>
+      </w:pPr>
+      <w:hyperlink w:anchor="_Toc242871451" w:history="1">
+        <w:r>
+          <w:rPr>
+            <w:rStyle w:val="Hyperlink"/>
+            <w:noProof/>
+          </w:rPr>
+          <w:t>5. Theoretical Problem Statement &amp; Domain Challenges</w:t>
+        </w:r>
+        <w:r>
+          <w:rPr>
+            <w:noProof/>
+            <w:webHidden/>
+          </w:rPr>
+          <w:tab/>
+        </w:r>
+        <w:r>
+          <w:rPr>
+            <w:noProof/>
+            <w:webHidden/>
+          </w:rPr>
+          <w:fldChar w:fldCharType="begin"/>
+        </w:r>
+        <w:r>
+          <w:rPr>
+            <w:noProof/>
+            <w:webHidden/>
+          </w:rPr>
+          <w:instrText xml:space="preserve"> PAGEREF _Toc242871451 \h </w:instrText>
+        </w:r>
+        <w:r>
+          <w:rPr>
+            <w:noProof/>
+            <w:webHidden/>
+          </w:rPr>
+        </w:r>
+        <w:r>
+          <w:rPr>
+            <w:noProof/>
+            <w:webHidden/>
+          </w:rPr>
+          <w:fldChar w:fldCharType="separate"/>
+        </w:r>
+        <w:r>
+          <w:rPr>
+            <w:noProof/>
+            <w:webHidden/>
+          </w:rPr>
+          <w:t>5</w:t>
+        </w:r>
+        <w:r>
+          <w:rPr>
+            <w:noProof/>
+            <w:webHidden/>
+          </w:rPr>
+          <w:fldChar w:fldCharType="end"/>
+        </w:r>
+      </w:hyperlink>
+    </w:p>
+    <w:p>
+      <w:pPr>
+        <w:pStyle w:val="TOC1"/>
+        <w:tabs>
+          <w:tab w:val="right" w:leader="dot" w:pos="10790"/>
+        </w:tabs>
+        <w:rPr>
+          <w:noProof/>
+        </w:rPr>
+      </w:pPr>
+      <w:hyperlink w:anchor="_Toc242871452" w:history="1">
+        <w:r>
+          <w:rPr>
+            <w:rStyle w:val="Hyperlink"/>
+            <w:noProof/>
+          </w:rPr>
+          <w:t>6. Technical &amp; Operational Objectives</w:t>
+        </w:r>
+        <w:r>
+          <w:rPr>
+            <w:noProof/>
+            <w:webHidden/>
+          </w:rPr>
+          <w:tab/>
+        </w:r>
+        <w:r>
+          <w:rPr>
+            <w:noProof/>
+            <w:webHidden/>
+          </w:rPr>
+          <w:fldChar w:fldCharType="begin"/>
+        </w:r>
+        <w:r>
+          <w:rPr>
+            <w:noProof/>
+            <w:webHidden/>
+          </w:rPr>
+          <w:instrText xml:space="preserve"> PAGEREF _Toc242871452 \h </w:instrText>
+        </w:r>
+        <w:r>
+          <w:rPr>
+            <w:noProof/>
+            <w:webHidden/>
+          </w:rPr>
+        </w:r>
+        <w:r>
+          <w:rPr>
+            <w:noProof/>
+            <w:webHidden/>
+          </w:rPr>
+          <w:fldChar w:fldCharType="separate"/>
+        </w:r>
+        <w:r>
+          <w:rPr>
+            <w:noProof/>
+            <w:webHidden/>
+          </w:rPr>
+          <w:t>6</w:t>
+        </w:r>
+        <w:r>
+          <w:rPr>
+            <w:noProof/>
+            <w:webHidden/>
+          </w:rPr>
+          <w:fldChar w:fldCharType="end"/>
+        </w:r>
+      </w:hyperlink>
+    </w:p>
+    <w:p>
+      <w:pPr>
+        <w:pStyle w:val="TOC1"/>
+        <w:tabs>
+          <w:tab w:val="right" w:leader="dot" w:pos="10790"/>
+        </w:tabs>
+        <w:rPr>
+          <w:noProof/>
+        </w:rPr>
+      </w:pPr>
+      <w:hyperlink w:anchor="_Toc242871453" w:history="1">
+        <w:r>
+          <w:rPr>
+            <w:rStyle w:val="Hyperlink"/>
+            <w:noProof/>
+          </w:rPr>
+          <w:t>7. System Requirements &amp; Complete Dependency Analysis</w:t>
+        </w:r>
+        <w:r>
+          <w:rPr>
+            <w:noProof/>
+            <w:webHidden/>
+          </w:rPr>
+          <w:tab/>
+        </w:r>
+        <w:r>
+          <w:rPr>
+            <w:noProof/>
+            <w:webHidden/>
+          </w:rPr>
+          <w:fldChar w:fldCharType="begin"/>
+        </w:r>
+        <w:r>
+          <w:rPr>
+            <w:noProof/>
+            <w:webHidden/>
+          </w:rPr>
+          <w:instrText xml:space="preserve"> PAGEREF _Toc242871453 \h </w:instrText>
+        </w:r>
+        <w:r>
+          <w:rPr>
+            <w:noProof/>
+            <w:webHidden/>
+          </w:rPr>
+        </w:r>
+        <w:r>
+          <w:rPr>
+            <w:noProof/>
+            <w:webHidden/>
+          </w:rPr>
+          <w:fldChar w:fldCharType="separate"/>
+        </w:r>
+        <w:r>
+          <w:rPr>
+            <w:noProof/>
+            <w:webHidden/>
+          </w:rPr>
+          <w:t>7</w:t>
+        </w:r>
+        <w:r>
+          <w:rPr>
+            <w:noProof/>
+            <w:webHidden/>
+          </w:rPr>
+          <w:fldChar w:fldCharType="end"/>
+        </w:r>
+      </w:hyperlink>
+    </w:p>
+    <w:p>
+      <w:pPr>
+        <w:pStyle w:val="TOC1"/>
+        <w:tabs>
+          <w:tab w:val="right" w:leader="dot" w:pos="10790"/>
+        </w:tabs>
+        <w:rPr>
+          <w:noProof/>
+        </w:rPr>
+      </w:pPr>
+      <w:hyperlink w:anchor="_Toc242871454" w:history="1">
+        <w:r>
+          <w:rPr>
+            <w:rStyle w:val="Hyperlink"/>
+            <w:noProof/>
+          </w:rPr>
+          <w:t>8. Technology Stack Rationale &amp; Comparative Evaluation</w:t>
+        </w:r>
+        <w:r>
+          <w:rPr>
+            <w:noProof/>
+            <w:webHidden/>
+          </w:rPr>
+          <w:tab/>
+        </w:r>
+        <w:r>
+          <w:rPr>
+            <w:noProof/>
+            <w:webHidden/>
+          </w:rPr>
+          <w:fldChar w:fldCharType="begin"/>
+        </w:r>
+        <w:r>
+          <w:rPr>
+            <w:noProof/>
+            <w:webHidden/>
+          </w:rPr>
+          <w:instrText xml:space="preserve"> PAGEREF _Toc242871454 \h </w:instrText>
+        </w:r>
+        <w:r>
+          <w:rPr>
+            <w:noProof/>
+            <w:webHidden/>
+          </w:rPr>
+        </w:r>
+        <w:r>
+          <w:rPr>
+            <w:noProof/>
+            <w:webHidden/>
+          </w:rPr>
+          <w:fldChar w:fldCharType="separate"/>
+        </w:r>
+        <w:r>
+          <w:rPr>
+            <w:noProof/>
+            <w:webHidden/>
+          </w:rPr>
+          <w:t>8</w:t>
+        </w:r>
+        <w:r>
+          <w:rPr>
+            <w:noProof/>
+            <w:webHidden/>
+          </w:rPr>
+          <w:fldChar w:fldCharType="end"/>
+        </w:r>
+      </w:hyperlink>
+    </w:p>
+    <w:p>
+      <w:pPr>
+        <w:pStyle w:val="TOC1"/>
+        <w:tabs>
+          <w:tab w:val="right" w:leader="dot" w:pos="10790"/>
+        </w:tabs>
+        <w:rPr>
+          <w:noProof/>
+        </w:rPr>
+      </w:pPr>
+      <w:hyperlink w:anchor="_Toc242871455" w:history="1">
+        <w:r>
+          <w:rPr>
+            <w:rStyle w:val="Hyperlink"/>
+            <w:noProof/>
+          </w:rPr>
+          <w:t>9. Multi-Tier System Architecture &amp; Boundary Topography</w:t>
+        </w:r>
+        <w:r>
+          <w:rPr>
+            <w:noProof/>
+            <w:webHidden/>
+          </w:rPr>
+          <w:tab/>
+        </w:r>
+        <w:r>
+          <w:rPr>
+            <w:noProof/>
+            <w:webHidden/>
+          </w:rPr>
+          <w:fldChar w:fldCharType="begin"/>
+        </w:r>
+        <w:r>
+          <w:rPr>
+            <w:noProof/>
+            <w:webHidden/>
+          </w:rPr>
+          <w:instrText xml:space="preserve"> PAGEREF _Toc242871455 \h </w:instrText>
+        </w:r>
+        <w:r>
+          <w:rPr>
+            <w:noProof/>
+            <w:webHidden/>
+          </w:rPr>
+        </w:r>
+        <w:r>
+          <w:rPr>
+            <w:noProof/>
+            <w:webHidden/>
+          </w:rPr>
+          <w:fldChar w:fldCharType="separate"/>
+        </w:r>
+        <w:r>
+          <w:rPr>
+            <w:noProof/>
+            <w:webHidden/>
+          </w:rPr>
+          <w:t>9</w:t>
+        </w:r>
+        <w:r>
+          <w:rPr>
+            <w:noProof/>
+            <w:webHidden/>
+          </w:rPr>
+          <w:fldChar w:fldCharType="end"/>
+        </w:r>
+      </w:hyperlink>
+    </w:p>
+    <w:p>
+      <w:pPr>
+        <w:pStyle w:val="TOC1"/>
+        <w:tabs>
+          <w:tab w:val="right" w:leader="dot" w:pos="10790"/>
+        </w:tabs>
+        <w:rPr>
+          <w:noProof/>
+        </w:rPr>
+      </w:pPr>
+      <w:hyperlink w:anchor="_Toc242871456" w:history="1">
+        <w:r>
+          <w:rPr>
+            <w:rStyle w:val="Hyperlink"/>
+            <w:noProof/>
+          </w:rPr>
+          <w:t>10. System Architecture Blueprint Diagram</w:t>
+        </w:r>
+        <w:r>
+          <w:rPr>
+            <w:noProof/>
+            <w:webHidden/>
+          </w:rPr>
+          <w:tab/>
+        </w:r>
+        <w:r>
+          <w:rPr>
+            <w:noProof/>
+            <w:webHidden/>
+          </w:rPr>
+          <w:fldChar w:fldCharType="begin"/>
+        </w:r>
+        <w:r>
+          <w:rPr>
+            <w:noProof/>
+            <w:webHidden/>
+          </w:rPr>
+          <w:instrText xml:space="preserve"> PAGEREF _Toc242871456 \h </w:instrText>
+        </w:r>
+        <w:r>
+          <w:rPr>
+            <w:noProof/>
+            <w:webHidden/>
+          </w:rPr>
+        </w:r>
+        <w:r>
+          <w:rPr>
+            <w:noProof/>
+            <w:webHidden/>
+          </w:rPr>
+          <w:fldChar w:fldCharType="separate"/>
+        </w:r>
+        <w:r>
+          <w:rPr>
+            <w:noProof/>
+            <w:webHidden/>
+          </w:rPr>
+          <w:t>10</w:t>
+        </w:r>
+        <w:r>
+          <w:rPr>
+            <w:noProof/>
+            <w:webHidden/>
+          </w:rPr>
+          <w:fldChar w:fldCharType="end"/>
+        </w:r>
+      </w:hyperlink>
+    </w:p>
+    <w:p>
+      <w:pPr>
+        <w:pStyle w:val="TOC1"/>
+        <w:tabs>
+          <w:tab w:val="right" w:leader="dot" w:pos="10790"/>
+        </w:tabs>
+        <w:rPr>
+          <w:noProof/>
+        </w:rPr>
+      </w:pPr>
+      <w:hyperlink w:anchor="_Toc242871457" w:history="1">
+        <w:r>
+          <w:rPr>
+            <w:rStyle w:val="Hyperlink"/>
+            <w:noProof/>
+          </w:rPr>
+          <w:t>11. Frontend Architecture &amp; Component Hierarchy</w:t>
+        </w:r>
+        <w:r>
+          <w:rPr>
+            <w:noProof/>
+            <w:webHidden/>
+          </w:rPr>
+          <w:tab/>
+        </w:r>
+        <w:r>
+          <w:rPr>
+            <w:noProof/>
+            <w:webHidden/>
+          </w:rPr>
+          <w:fldChar w:fldCharType="begin"/>
+        </w:r>
+        <w:r>
+          <w:rPr>
+            <w:noProof/>
+            <w:webHidden/>
+          </w:rPr>
+          <w:instrText xml:space="preserve"> PAGEREF _Toc242871457 \h </w:instrText>
+        </w:r>
+        <w:r>
+          <w:rPr>
+            <w:noProof/>
+            <w:webHidden/>
+          </w:rPr>
+        </w:r>
+        <w:r>
+          <w:rPr>
+            <w:noProof/>
+            <w:webHidden/>
+          </w:rPr>
+          <w:fldChar w:fldCharType="separate"/>
+        </w:r>
+        <w:r>
+          <w:rPr>
+            <w:noProof/>
+            <w:webHidden/>
+          </w:rPr>
+          <w:t>10</w:t>
+        </w:r>
+        <w:r>
+          <w:rPr>
+            <w:noProof/>
+            <w:webHidden/>
+          </w:rPr>
+          <w:fldChar w:fldCharType="end"/>
+        </w:r>
+      </w:hyperlink>
+    </w:p>
+    <w:p>
+      <w:pPr>
+        <w:pStyle w:val="TOC1"/>
+        <w:tabs>
+          <w:tab w:val="right" w:leader="dot" w:pos="10790"/>
+        </w:tabs>
+        <w:rPr>
+          <w:noProof/>
+        </w:rPr>
+      </w:pPr>
+      <w:hyperlink w:anchor="_Toc242871458" w:history="1">
+        <w:r>
+          <w:rPr>
+            <w:rStyle w:val="Hyperlink"/>
+            <w:noProof/>
+          </w:rPr>
+          <w:t>12. Frontend Component Diagram</w:t>
+        </w:r>
+        <w:r>
+          <w:rPr>
+            <w:noProof/>
+            <w:webHidden/>
+          </w:rPr>
+          <w:tab/>
+        </w:r>
+        <w:r>
+          <w:rPr>
+            <w:noProof/>
+            <w:webHidden/>
+          </w:rPr>
+          <w:fldChar w:fldCharType="begin"/>
+        </w:r>
+        <w:r>
+          <w:rPr>
+            <w:noProof/>
+            <w:webHidden/>
+          </w:rPr>
+          <w:instrText xml:space="preserve"> PAGEREF _Toc242871458 \h </w:instrText>
+        </w:r>
+        <w:r>
+          <w:rPr>
+            <w:noProof/>
+            <w:webHidden/>
+          </w:rPr>
+        </w:r>
+        <w:r>
+          <w:rPr>
+            <w:noProof/>
+            <w:webHidden/>
+          </w:rPr>
+          <w:fldChar w:fldCharType="separate"/>
+        </w:r>
+        <w:r>
+          <w:rPr>
+            <w:noProof/>
+            <w:webHidden/>
+          </w:rPr>
+          <w:t>11</w:t>
+        </w:r>
+        <w:r>
+          <w:rPr>
+            <w:noProof/>
+            <w:webHidden/>
+          </w:rPr>
+          <w:fldChar w:fldCharType="end"/>
+        </w:r>
+      </w:hyperlink>
+    </w:p>
+    <w:p>
+      <w:pPr>
+        <w:pStyle w:val="TOC1"/>
+        <w:tabs>
+          <w:tab w:val="right" w:leader="dot" w:pos="10790"/>
+        </w:tabs>
+        <w:rPr>
+          <w:noProof/>
+        </w:rPr>
+      </w:pPr>
+      <w:hyperlink w:anchor="_Toc242871459" w:history="1">
+        <w:r>
+          <w:rPr>
+            <w:rStyle w:val="Hyperlink"/>
+            <w:noProof/>
+          </w:rPr>
+          <w:t>13. Frontend Component Mechanics &amp; State Lifecycle</w:t>
+        </w:r>
+        <w:r>
+          <w:rPr>
+            <w:noProof/>
+            <w:webHidden/>
+          </w:rPr>
+          <w:tab/>
+        </w:r>
+        <w:r>
+          <w:rPr>
+            <w:noProof/>
+            <w:webHidden/>
+          </w:rPr>
+          <w:fldChar w:fldCharType="begin"/>
+        </w:r>
+        <w:r>
+          <w:rPr>
+            <w:noProof/>
+            <w:webHidden/>
+          </w:rPr>
+          <w:instrText xml:space="preserve"> PAGEREF _Toc242871459 \h </w:instrText>
+        </w:r>
+        <w:r>
+          <w:rPr>
+            <w:noProof/>
+            <w:webHidden/>
+          </w:rPr>
+        </w:r>
+        <w:r>
+          <w:rPr>
+            <w:noProof/>
+            <w:webHidden/>
+          </w:rPr>
+          <w:fldChar w:fldCharType="separate"/>
+        </w:r>
+        <w:r>
+          <w:rPr>
+            <w:noProof/>
+            <w:webHidden/>
+          </w:rPr>
+          <w:t>12</w:t>
+        </w:r>
+        <w:r>
+          <w:rPr>
+            <w:noProof/>
+            <w:webHidden/>
+          </w:rPr>
+          <w:fldChar w:fldCharType="end"/>
+        </w:r>
+      </w:hyperlink>
+    </w:p>
+    <w:p>
+      <w:pPr>
+        <w:pStyle w:val="TOC1"/>
+        <w:tabs>
+          <w:tab w:val="right" w:leader="dot" w:pos="10790"/>
+        </w:tabs>
+        <w:rPr>
+          <w:noProof/>
+        </w:rPr>
+      </w:pPr>
+      <w:hyperlink w:anchor="_Toc242871460" w:history="1">
+        <w:r>
+          <w:rPr>
+            <w:rStyle w:val="Hyperlink"/>
+            <w:noProof/>
+          </w:rPr>
+          <w:t>14. Backend Architecture &amp; Serverless Execution Topology</w:t>
+        </w:r>
+        <w:r>
+          <w:rPr>
+            <w:noProof/>
+            <w:webHidden/>
+          </w:rPr>
+          <w:tab/>
+        </w:r>
+        <w:r>
+          <w:rPr>
+            <w:noProof/>
+            <w:webHidden/>
+          </w:rPr>
+          <w:fldChar w:fldCharType="begin"/>
+        </w:r>
+        <w:r>
+          <w:rPr>
+            <w:noProof/>
+            <w:webHidden/>
+          </w:rPr>
+          <w:instrText xml:space="preserve"> PAGEREF _Toc242871460 \h </w:instrText>
+        </w:r>
+        <w:r>
+          <w:rPr>
+            <w:noProof/>
+            <w:webHidden/>
+          </w:rPr>
+        </w:r>
+        <w:r>
+          <w:rPr>
+            <w:noProof/>
+            <w:webHidden/>
+          </w:rPr>
+          <w:fldChar w:fldCharType="separate"/>
+        </w:r>
+        <w:r>
+          <w:rPr>
+            <w:noProof/>
+            <w:webHidden/>
+          </w:rPr>
+          <w:t>12</w:t>
+        </w:r>
+        <w:r>
+          <w:rPr>
+            <w:noProof/>
+            <w:webHidden/>
+          </w:rPr>
+          <w:fldChar w:fldCharType="end"/>
+        </w:r>
+      </w:hyperlink>
+    </w:p>
+    <w:p>
+      <w:pPr>
+        <w:pStyle w:val="TOC1"/>
+        <w:tabs>
+          <w:tab w:val="right" w:leader="dot" w:pos="10790"/>
+        </w:tabs>
+        <w:rPr>
+          <w:noProof/>
+        </w:rPr>
+      </w:pPr>
+      <w:hyperlink w:anchor="_Toc242871461" w:history="1">
+        <w:r>
+          <w:rPr>
+            <w:rStyle w:val="Hyperlink"/>
+            <w:noProof/>
+          </w:rPr>
+          <w:t>15. Backend Request Lifecycle &amp; Multimodal AI Sequence Flow</w:t>
+        </w:r>
+        <w:r>
+          <w:rPr>
+            <w:noProof/>
+            <w:webHidden/>
+          </w:rPr>
+          <w:tab/>
+        </w:r>
+        <w:r>
+          <w:rPr>
+            <w:noProof/>
+            <w:webHidden/>
+          </w:rPr>
+          <w:fldChar w:fldCharType="begin"/>
+        </w:r>
+        <w:r>
+          <w:rPr>
+            <w:noProof/>
+            <w:webHidden/>
+          </w:rPr>
+          <w:instrText xml:space="preserve"> PAGEREF _Toc242871461 \h </w:instrText>
+        </w:r>
+        <w:r>
+          <w:rPr>
+            <w:noProof/>
+            <w:webHidden/>
+          </w:rPr>
+        </w:r>
+        <w:r>
+          <w:rPr>
+            <w:noProof/>
+            <w:webHidden/>
+          </w:rPr>
+          <w:fldChar w:fldCharType="separate"/>
+        </w:r>
+        <w:r>
+          <w:rPr>
+            <w:noProof/>
+            <w:webHidden/>
+          </w:rPr>
+          <w:t>13</w:t>
+        </w:r>
+        <w:r>
+          <w:rPr>
+            <w:noProof/>
+            <w:webHidden/>
+          </w:rPr>
+          <w:fldChar w:fldCharType="end"/>
+        </w:r>
+      </w:hyperlink>
+    </w:p>
+    <w:p>
+      <w:pPr>
+        <w:pStyle w:val="TOC1"/>
+        <w:tabs>
+          <w:tab w:val="right" w:leader="dot" w:pos="10790"/>
+        </w:tabs>
+        <w:rPr>
+          <w:noProof/>
+        </w:rPr>
+      </w:pPr>
+      <w:hyperlink w:anchor="_Toc242871462" w:history="1">
+        <w:r>
+          <w:rPr>
+            <w:rStyle w:val="Hyperlink"/>
+            <w:noProof/>
+          </w:rPr>
+          <w:t>16. Backend Service Analysis &amp; Candidate Model Fallback Topology</w:t>
+        </w:r>
+        <w:r>
+          <w:rPr>
+            <w:noProof/>
+            <w:webHidden/>
+          </w:rPr>
+          <w:tab/>
+        </w:r>
+        <w:r>
+          <w:rPr>
+            <w:noProof/>
+            <w:webHidden/>
+          </w:rPr>
+          <w:fldChar w:fldCharType="begin"/>
+        </w:r>
+        <w:r>
+          <w:rPr>
+            <w:noProof/>
+            <w:webHidden/>
+          </w:rPr>
+          <w:instrText xml:space="preserve"> PAGEREF _Toc242871462 \h </w:instrText>
+        </w:r>
+        <w:r>
+          <w:rPr>
+            <w:noProof/>
+            <w:webHidden/>
+          </w:rPr>
+        </w:r>
+        <w:r>
+          <w:rPr>
+            <w:noProof/>
+            <w:webHidden/>
+          </w:rPr>
+          <w:fldChar w:fldCharType="separate"/>
+        </w:r>
+        <w:r>
+          <w:rPr>
+            <w:noProof/>
+            <w:webHidden/>
+          </w:rPr>
+          <w:t>15</w:t>
+        </w:r>
+        <w:r>
+          <w:rPr>
+            <w:noProof/>
+            <w:webHidden/>
+          </w:rPr>
+          <w:fldChar w:fldCharType="end"/>
+        </w:r>
+      </w:hyperlink>
+    </w:p>
+    <w:p>
+      <w:pPr>
+        <w:pStyle w:val="TOC1"/>
+        <w:tabs>
+          <w:tab w:val="right" w:leader="dot" w:pos="10790"/>
+        </w:tabs>
+        <w:rPr>
+          <w:noProof/>
+        </w:rPr>
+      </w:pPr>
+      <w:hyperlink w:anchor="_Toc242871463" w:history="1">
+        <w:r>
+          <w:rPr>
+            <w:rStyle w:val="Hyperlink"/>
+            <w:noProof/>
+          </w:rPr>
+          <w:t>17. Database Architecture &amp; Firestore Schema Design</w:t>
+        </w:r>
+        <w:r>
+          <w:rPr>
+            <w:noProof/>
+            <w:webHidden/>
+          </w:rPr>
+          <w:tab/>
+        </w:r>
+        <w:r>
+          <w:rPr>
+            <w:noProof/>
+            <w:webHidden/>
+          </w:rPr>
+          <w:fldChar w:fldCharType="begin"/>
+        </w:r>
+        <w:r>
+          <w:rPr>
+            <w:noProof/>
+            <w:webHidden/>
+          </w:rPr>
+          <w:instrText xml:space="preserve"> PAGEREF _Toc242871463 \h </w:instrText>
+        </w:r>
+        <w:r>
+          <w:rPr>
+            <w:noProof/>
+            <w:webHidden/>
+          </w:rPr>
+        </w:r>
+        <w:r>
+          <w:rPr>
+            <w:noProof/>
+            <w:webHidden/>
+          </w:rPr>
+          <w:fldChar w:fldCharType="separate"/>
+        </w:r>
+        <w:r>
+          <w:rPr>
+            <w:noProof/>
+            <w:webHidden/>
+          </w:rPr>
+          <w:t>15</w:t>
+        </w:r>
+        <w:r>
+          <w:rPr>
+            <w:noProof/>
+            <w:webHidden/>
+          </w:rPr>
+          <w:fldChar w:fldCharType="end"/>
+        </w:r>
+      </w:hyperlink>
+    </w:p>
+    <w:p>
+      <w:pPr>
+        <w:pStyle w:val="TOC1"/>
+        <w:tabs>
+          <w:tab w:val="right" w:leader="dot" w:pos="10790"/>
+        </w:tabs>
+        <w:rPr>
+          <w:noProof/>
+        </w:rPr>
+      </w:pPr>
+      <w:hyperlink w:anchor="_Toc242871464" w:history="1">
+        <w:r>
+          <w:rPr>
+            <w:rStyle w:val="Hyperlink"/>
+            <w:noProof/>
+          </w:rPr>
+          <w:t>18. Database Entity-Relationship (ER) Diagram</w:t>
+        </w:r>
+        <w:r>
+          <w:rPr>
+            <w:noProof/>
+            <w:webHidden/>
+          </w:rPr>
+          <w:tab/>
+        </w:r>
+        <w:r>
+          <w:rPr>
+            <w:noProof/>
+            <w:webHidden/>
+          </w:rPr>
+          <w:fldChar w:fldCharType="begin"/>
+        </w:r>
+        <w:r>
+          <w:rPr>
+            <w:noProof/>
+            <w:webHidden/>
+          </w:rPr>
+          <w:instrText xml:space="preserve"> PAGEREF _Toc242871464 \h </w:instrText>
+        </w:r>
+        <w:r>
+          <w:rPr>
+            <w:noProof/>
+            <w:webHidden/>
+          </w:rPr>
+        </w:r>
+        <w:r>
+          <w:rPr>
+            <w:noProof/>
+            <w:webHidden/>
+          </w:rPr>
+          <w:fldChar w:fldCharType="separate"/>
+        </w:r>
+        <w:r>
+          <w:rPr>
+            <w:noProof/>
+            <w:webHidden/>
+          </w:rPr>
+          <w:t>16</w:t>
+        </w:r>
+        <w:r>
+          <w:rPr>
+            <w:noProof/>
+            <w:webHidden/>
+          </w:rPr>
+          <w:fldChar w:fldCharType="end"/>
+        </w:r>
+      </w:hyperlink>
+    </w:p>
+    <w:p>
+      <w:pPr>
+        <w:pStyle w:val="TOC1"/>
+        <w:tabs>
+          <w:tab w:val="right" w:leader="dot" w:pos="10790"/>
+        </w:tabs>
+        <w:rPr>
+          <w:noProof/>
+        </w:rPr>
+      </w:pPr>
+      <w:hyperlink w:anchor="_Toc242871465" w:history="1">
+        <w:r>
+          <w:rPr>
+            <w:rStyle w:val="Hyperlink"/>
+            <w:noProof/>
+          </w:rPr>
+          <w:t>19. Authentication Theory &amp; Session Management</w:t>
+        </w:r>
+        <w:r>
+          <w:rPr>
+            <w:noProof/>
+            <w:webHidden/>
+          </w:rPr>
+          <w:tab/>
+        </w:r>
+        <w:r>
+          <w:rPr>
+            <w:noProof/>
+            <w:webHidden/>
+          </w:rPr>
+          <w:fldChar w:fldCharType="begin"/>
+        </w:r>
+        <w:r>
+          <w:rPr>
+            <w:noProof/>
+            <w:webHidden/>
+          </w:rPr>
+          <w:instrText xml:space="preserve"> PAGEREF _Toc242871465 \h </w:instrText>
+        </w:r>
+        <w:r>
+          <w:rPr>
+            <w:noProof/>
+            <w:webHidden/>
+          </w:rPr>
+        </w:r>
+        <w:r>
+          <w:rPr>
+            <w:noProof/>
+            <w:webHidden/>
+          </w:rPr>
+          <w:fldChar w:fldCharType="separate"/>
+        </w:r>
+        <w:r>
+          <w:rPr>
+            <w:noProof/>
+            <w:webHidden/>
+          </w:rPr>
+          <w:t>18</w:t>
+        </w:r>
+        <w:r>
+          <w:rPr>
+            <w:noProof/>
+            <w:webHidden/>
+          </w:rPr>
+          <w:fldChar w:fldCharType="end"/>
+        </w:r>
+      </w:hyperlink>
+    </w:p>
+    <w:p>
+      <w:pPr>
+        <w:pStyle w:val="TOC1"/>
+        <w:tabs>
+          <w:tab w:val="right" w:leader="dot" w:pos="10790"/>
+        </w:tabs>
+        <w:rPr>
+          <w:noProof/>
+        </w:rPr>
+      </w:pPr>
+      <w:hyperlink w:anchor="_Toc242871466" w:history="1">
+        <w:r>
+          <w:rPr>
+            <w:rStyle w:val="Hyperlink"/>
+            <w:noProof/>
+          </w:rPr>
+          <w:t>20. Authorization &amp; Dual-Tenant Role-Based Access Control (RBAC)</w:t>
+        </w:r>
+        <w:r>
+          <w:rPr>
+            <w:noProof/>
+            <w:webHidden/>
+          </w:rPr>
+          <w:tab/>
+        </w:r>
+        <w:r>
+          <w:rPr>
+            <w:noProof/>
+            <w:webHidden/>
+          </w:rPr>
+          <w:fldChar w:fldCharType="begin"/>
+        </w:r>
+        <w:r>
+          <w:rPr>
+            <w:noProof/>
+            <w:webHidden/>
+          </w:rPr>
+          <w:instrText xml:space="preserve"> PAGEREF _Toc242871466 \h </w:instrText>
+        </w:r>
+        <w:r>
+          <w:rPr>
+            <w:noProof/>
+            <w:webHidden/>
+          </w:rPr>
+        </w:r>
+        <w:r>
+          <w:rPr>
+            <w:noProof/>
+            <w:webHidden/>
+          </w:rPr>
+          <w:fldChar w:fldCharType="separate"/>
+        </w:r>
+        <w:r>
+          <w:rPr>
+            <w:noProof/>
+            <w:webHidden/>
+          </w:rPr>
+          <w:t>18</w:t>
+        </w:r>
+        <w:r>
+          <w:rPr>
+            <w:noProof/>
+            <w:webHidden/>
+          </w:rPr>
+          <w:fldChar w:fldCharType="end"/>
+        </w:r>
+      </w:hyperlink>
+    </w:p>
+    <w:p>
+      <w:pPr>
+        <w:pStyle w:val="TOC1"/>
+        <w:tabs>
+          <w:tab w:val="right" w:leader="dot" w:pos="10790"/>
+        </w:tabs>
+        <w:rPr>
+          <w:noProof/>
+        </w:rPr>
+      </w:pPr>
+      <w:hyperlink w:anchor="_Toc242871467" w:history="1">
+        <w:r>
+          <w:rPr>
+            <w:rStyle w:val="Hyperlink"/>
+            <w:noProof/>
+          </w:rPr>
+          <w:t>21. Core Functional Modules Detailed Breakdown</w:t>
+        </w:r>
+        <w:r>
+          <w:rPr>
+            <w:noProof/>
+            <w:webHidden/>
+          </w:rPr>
+          <w:tab/>
+        </w:r>
+        <w:r>
+          <w:rPr>
+            <w:noProof/>
+            <w:webHidden/>
+          </w:rPr>
+          <w:fldChar w:fldCharType="begin"/>
+        </w:r>
+        <w:r>
+          <w:rPr>
+            <w:noProof/>
+            <w:webHidden/>
+          </w:rPr>
+          <w:instrText xml:space="preserve"> PAGEREF _Toc242871467 \h </w:instrText>
+        </w:r>
+        <w:r>
+          <w:rPr>
+            <w:noProof/>
+            <w:webHidden/>
+          </w:rPr>
+        </w:r>
+        <w:r>
+          <w:rPr>
+            <w:noProof/>
+            <w:webHidden/>
+          </w:rPr>
+          <w:fldChar w:fldCharType="separate"/>
+        </w:r>
+        <w:r>
+          <w:rPr>
+            <w:noProof/>
+            <w:webHidden/>
+          </w:rPr>
+          <w:t>19</w:t>
+        </w:r>
+        <w:r>
+          <w:rPr>
+            <w:noProof/>
+            <w:webHidden/>
+          </w:rPr>
+          <w:fldChar w:fldCharType="end"/>
+        </w:r>
+      </w:hyperlink>
+    </w:p>
+    <w:p>
+      <w:pPr>
+        <w:pStyle w:val="TOC1"/>
+        <w:tabs>
+          <w:tab w:val="right" w:leader="dot" w:pos="10790"/>
+        </w:tabs>
+        <w:rPr>
+          <w:noProof/>
+        </w:rPr>
+      </w:pPr>
+      <w:hyperlink w:anchor="_Toc242871468" w:history="1">
+        <w:r>
+          <w:rPr>
+            <w:rStyle w:val="Hyperlink"/>
+            <w:noProof/>
+          </w:rPr>
+          <w:t>22. Feature Workflow &amp; Algorithmic Decision Diagrams</w:t>
+        </w:r>
+        <w:r>
+          <w:rPr>
+            <w:noProof/>
+            <w:webHidden/>
+          </w:rPr>
+          <w:tab/>
+        </w:r>
+        <w:r>
+          <w:rPr>
+            <w:noProof/>
+            <w:webHidden/>
+          </w:rPr>
+          <w:fldChar w:fldCharType="begin"/>
+        </w:r>
+        <w:r>
+          <w:rPr>
+            <w:noProof/>
+            <w:webHidden/>
+          </w:rPr>
+          <w:instrText xml:space="preserve"> PAGEREF _Toc242871468 \h </w:instrText>
+        </w:r>
+        <w:r>
+          <w:rPr>
+            <w:noProof/>
+            <w:webHidden/>
+          </w:rPr>
+        </w:r>
+        <w:r>
+          <w:rPr>
+            <w:noProof/>
+            <w:webHidden/>
+          </w:rPr>
+          <w:fldChar w:fldCharType="separate"/>
+        </w:r>
+        <w:r>
+          <w:rPr>
+            <w:noProof/>
+            <w:webHidden/>
+          </w:rPr>
+          <w:t>20</w:t>
+        </w:r>
+        <w:r>
+          <w:rPr>
+            <w:noProof/>
+            <w:webHidden/>
+          </w:rPr>
+          <w:fldChar w:fldCharType="end"/>
+        </w:r>
+      </w:hyperlink>
+    </w:p>
+    <w:p>
+      <w:pPr>
+        <w:pStyle w:val="TOC1"/>
+        <w:tabs>
+          <w:tab w:val="right" w:leader="dot" w:pos="10790"/>
+        </w:tabs>
+        <w:rPr>
+          <w:noProof/>
+        </w:rPr>
+      </w:pPr>
+      <w:hyperlink w:anchor="_Toc242871469" w:history="1">
+        <w:r>
+          <w:rPr>
+            <w:rStyle w:val="Hyperlink"/>
+            <w:noProof/>
+          </w:rPr>
+          <w:t>23. API Protocol Design &amp; RESTful Conventions</w:t>
+        </w:r>
+        <w:r>
+          <w:rPr>
+            <w:noProof/>
+            <w:webHidden/>
+          </w:rPr>
+          <w:tab/>
+        </w:r>
+        <w:r>
+          <w:rPr>
+            <w:noProof/>
+            <w:webHidden/>
+          </w:rPr>
+          <w:fldChar w:fldCharType="begin"/>
+        </w:r>
+        <w:r>
+          <w:rPr>
+            <w:noProof/>
+            <w:webHidden/>
+          </w:rPr>
+          <w:instrText xml:space="preserve"> PAGEREF _Toc242871469 \h </w:instrText>
+        </w:r>
+        <w:r>
+          <w:rPr>
+            <w:noProof/>
+            <w:webHidden/>
+          </w:rPr>
+        </w:r>
+        <w:r>
+          <w:rPr>
+            <w:noProof/>
+            <w:webHidden/>
+          </w:rPr>
+          <w:fldChar w:fldCharType="separate"/>
+        </w:r>
+        <w:r>
+          <w:rPr>
+            <w:noProof/>
+            <w:webHidden/>
+          </w:rPr>
+          <w:t>22</w:t>
+        </w:r>
+        <w:r>
+          <w:rPr>
+            <w:noProof/>
+            <w:webHidden/>
+          </w:rPr>
+          <w:fldChar w:fldCharType="end"/>
+        </w:r>
+      </w:hyperlink>
+    </w:p>
+    <w:p>
+      <w:pPr>
+        <w:pStyle w:val="TOC1"/>
+        <w:tabs>
+          <w:tab w:val="right" w:leader="dot" w:pos="10790"/>
+        </w:tabs>
+        <w:rPr>
+          <w:noProof/>
+        </w:rPr>
+      </w:pPr>
+      <w:hyperlink w:anchor="_Toc242871470" w:history="1">
+        <w:r>
+          <w:rPr>
+            <w:rStyle w:val="Hyperlink"/>
+            <w:noProof/>
+          </w:rPr>
+          <w:t>24. Comprehensive API Endpoint Specification</w:t>
+        </w:r>
+        <w:r>
+          <w:rPr>
+            <w:noProof/>
+            <w:webHidden/>
+          </w:rPr>
+          <w:tab/>
+        </w:r>
+        <w:r>
+          <w:rPr>
+            <w:noProof/>
+            <w:webHidden/>
+          </w:rPr>
+          <w:fldChar w:fldCharType="begin"/>
+        </w:r>
+        <w:r>
+          <w:rPr>
+            <w:noProof/>
+            <w:webHidden/>
+          </w:rPr>
+          <w:instrText xml:space="preserve"> PAGEREF _Toc242871470 \h </w:instrText>
+        </w:r>
+        <w:r>
+          <w:rPr>
+            <w:noProof/>
+            <w:webHidden/>
+          </w:rPr>
+        </w:r>
+        <w:r>
+          <w:rPr>
+            <w:noProof/>
+            <w:webHidden/>
+          </w:rPr>
+          <w:fldChar w:fldCharType="separate"/>
+        </w:r>
+        <w:r>
+          <w:rPr>
+            <w:noProof/>
+            <w:webHidden/>
+          </w:rPr>
+          <w:t>22</w:t>
+        </w:r>
+        <w:r>
+          <w:rPr>
+            <w:noProof/>
+            <w:webHidden/>
+          </w:rPr>
+          <w:fldChar w:fldCharType="end"/>
+        </w:r>
+      </w:hyperlink>
+    </w:p>
+    <w:p>
+      <w:pPr>
+        <w:pStyle w:val="TOC1"/>
+        <w:tabs>
+          <w:tab w:val="right" w:leader="dot" w:pos="10790"/>
+        </w:tabs>
+        <w:rPr>
+          <w:noProof/>
+        </w:rPr>
+      </w:pPr>
+      <w:hyperlink w:anchor="_Toc242871471" w:history="1">
+        <w:r>
+          <w:rPr>
+            <w:rStyle w:val="Hyperlink"/>
+            <w:noProof/>
+          </w:rPr>
+          <w:t>25. Unidirectional Data Flow Architecture</w:t>
+        </w:r>
+        <w:r>
+          <w:rPr>
+            <w:noProof/>
+            <w:webHidden/>
+          </w:rPr>
+          <w:tab/>
+        </w:r>
+        <w:r>
+          <w:rPr>
+            <w:noProof/>
+            <w:webHidden/>
+          </w:rPr>
+          <w:fldChar w:fldCharType="begin"/>
+        </w:r>
+        <w:r>
+          <w:rPr>
+            <w:noProof/>
+            <w:webHidden/>
+          </w:rPr>
+          <w:instrText xml:space="preserve"> PAGEREF _Toc242871471 \h </w:instrText>
+        </w:r>
+        <w:r>
+          <w:rPr>
+            <w:noProof/>
+            <w:webHidden/>
+          </w:rPr>
+        </w:r>
+        <w:r>
+          <w:rPr>
+            <w:noProof/>
+            <w:webHidden/>
+          </w:rPr>
+          <w:fldChar w:fldCharType="separate"/>
+        </w:r>
+        <w:r>
+          <w:rPr>
+            <w:noProof/>
+            <w:webHidden/>
+          </w:rPr>
+          <w:t>22</w:t>
+        </w:r>
+        <w:r>
+          <w:rPr>
+            <w:noProof/>
+            <w:webHidden/>
+          </w:rPr>
+          <w:fldChar w:fldCharType="end"/>
+        </w:r>
+      </w:hyperlink>
+    </w:p>
+    <w:p>
+      <w:pPr>
+        <w:pStyle w:val="TOC1"/>
+        <w:tabs>
+          <w:tab w:val="right" w:leader="dot" w:pos="10790"/>
+        </w:tabs>
+        <w:rPr>
+          <w:noProof/>
+        </w:rPr>
+      </w:pPr>
+      <w:hyperlink w:anchor="_Toc242871472" w:history="1">
+        <w:r>
+          <w:rPr>
+            <w:rStyle w:val="Hyperlink"/>
+            <w:noProof/>
+          </w:rPr>
+          <w:t>26. Algorithmic &amp; Mathematical Deep-Dive Analysis</w:t>
+        </w:r>
+        <w:r>
+          <w:rPr>
+            <w:noProof/>
+            <w:webHidden/>
+          </w:rPr>
+          <w:tab/>
+        </w:r>
+        <w:r>
+          <w:rPr>
+            <w:noProof/>
+            <w:webHidden/>
+          </w:rPr>
+          <w:fldChar w:fldCharType="begin"/>
+        </w:r>
+        <w:r>
+          <w:rPr>
+            <w:noProof/>
+            <w:webHidden/>
+          </w:rPr>
+          <w:instrText xml:space="preserve"> PAGEREF _Toc242871472 \h </w:instrText>
+        </w:r>
+        <w:r>
+          <w:rPr>
+            <w:noProof/>
+            <w:webHidden/>
+          </w:rPr>
+        </w:r>
+        <w:r>
+          <w:rPr>
+            <w:noProof/>
+            <w:webHidden/>
+          </w:rPr>
+          <w:fldChar w:fldCharType="separate"/>
+        </w:r>
+        <w:r>
+          <w:rPr>
+            <w:noProof/>
+            <w:webHidden/>
+          </w:rPr>
+          <w:t>23</w:t>
+        </w:r>
+        <w:r>
+          <w:rPr>
+            <w:noProof/>
+            <w:webHidden/>
+          </w:rPr>
+          <w:fldChar w:fldCharType="end"/>
+        </w:r>
+      </w:hyperlink>
+    </w:p>
+    <w:p>
+      <w:pPr>
+        <w:pStyle w:val="TOC1"/>
+        <w:tabs>
+          <w:tab w:val="right" w:leader="dot" w:pos="10790"/>
+        </w:tabs>
+        <w:rPr>
+          <w:noProof/>
+        </w:rPr>
+      </w:pPr>
+      <w:hyperlink w:anchor="_Toc242871473" w:history="1">
+        <w:r>
+          <w:rPr>
+            <w:rStyle w:val="Hyperlink"/>
+            <w:noProof/>
+          </w:rPr>
+          <w:t>27. Project Configuration Governance &amp; Build Manifests</w:t>
+        </w:r>
+        <w:r>
+          <w:rPr>
+            <w:noProof/>
+            <w:webHidden/>
+          </w:rPr>
+          <w:tab/>
+        </w:r>
+        <w:r>
+          <w:rPr>
+            <w:noProof/>
+            <w:webHidden/>
+          </w:rPr>
+          <w:fldChar w:fldCharType="begin"/>
+        </w:r>
+        <w:r>
+          <w:rPr>
+            <w:noProof/>
+            <w:webHidden/>
+          </w:rPr>
+          <w:instrText xml:space="preserve"> PAGEREF _Toc242871473 \h </w:instrText>
+        </w:r>
+        <w:r>
+          <w:rPr>
+            <w:noProof/>
+            <w:webHidden/>
+          </w:rPr>
+        </w:r>
+        <w:r>
+          <w:rPr>
+            <w:noProof/>
+            <w:webHidden/>
+          </w:rPr>
+          <w:fldChar w:fldCharType="separate"/>
+        </w:r>
+        <w:r>
+          <w:rPr>
+            <w:noProof/>
+            <w:webHidden/>
+          </w:rPr>
+          <w:t>24</w:t>
+        </w:r>
+        <w:r>
+          <w:rPr>
+            <w:noProof/>
+            <w:webHidden/>
+          </w:rPr>
+          <w:fldChar w:fldCharType="end"/>
+        </w:r>
+      </w:hyperlink>
+    </w:p>
+    <w:p>
+      <w:pPr>
+        <w:pStyle w:val="TOC1"/>
+        <w:tabs>
+          <w:tab w:val="right" w:leader="dot" w:pos="10790"/>
+        </w:tabs>
+        <w:rPr>
+          <w:noProof/>
+        </w:rPr>
+      </w:pPr>
+      <w:hyperlink w:anchor="_Toc242871474" w:history="1">
+        <w:r>
+          <w:rPr>
+            <w:rStyle w:val="Hyperlink"/>
+            <w:noProof/>
+          </w:rPr>
+          <w:t>28. Environment Configuration &amp; Secret Governance</w:t>
+        </w:r>
+        <w:r>
+          <w:rPr>
+            <w:noProof/>
+            <w:webHidden/>
+          </w:rPr>
+          <w:tab/>
+        </w:r>
+        <w:r>
+          <w:rPr>
+            <w:noProof/>
+            <w:webHidden/>
+          </w:rPr>
+          <w:fldChar w:fldCharType="begin"/>
+        </w:r>
+        <w:r>
+          <w:rPr>
+            <w:noProof/>
+            <w:webHidden/>
+          </w:rPr>
+          <w:instrText xml:space="preserve"> PAGEREF _Toc242871474 \h </w:instrText>
+        </w:r>
+        <w:r>
+          <w:rPr>
+            <w:noProof/>
+            <w:webHidden/>
+          </w:rPr>
+        </w:r>
+        <w:r>
+          <w:rPr>
+            <w:noProof/>
+            <w:webHidden/>
+          </w:rPr>
+          <w:fldChar w:fldCharType="separate"/>
+        </w:r>
+        <w:r>
+          <w:rPr>
+            <w:noProof/>
+            <w:webHidden/>
+          </w:rPr>
+          <w:t>25</w:t>
+        </w:r>
+        <w:r>
+          <w:rPr>
+            <w:noProof/>
+            <w:webHidden/>
+          </w:rPr>
+          <w:fldChar w:fldCharType="end"/>
+        </w:r>
+      </w:hyperlink>
+    </w:p>
+    <w:p>
+      <w:pPr>
+        <w:pStyle w:val="TOC1"/>
+        <w:tabs>
+          <w:tab w:val="right" w:leader="dot" w:pos="10790"/>
+        </w:tabs>
+        <w:rPr>
+          <w:noProof/>
+        </w:rPr>
+      </w:pPr>
+      <w:hyperlink w:anchor="_Toc242871475" w:history="1">
+        <w:r>
+          <w:rPr>
+            <w:rStyle w:val="Hyperlink"/>
+            <w:noProof/>
+          </w:rPr>
+          <w:t>29. Containerization Strategy &amp; Multi-Stage Docker Build</w:t>
+        </w:r>
+        <w:r>
+          <w:rPr>
+            <w:noProof/>
+            <w:webHidden/>
+          </w:rPr>
+          <w:tab/>
+        </w:r>
+        <w:r>
+          <w:rPr>
+            <w:noProof/>
+            <w:webHidden/>
+          </w:rPr>
+          <w:fldChar w:fldCharType="begin"/>
+        </w:r>
+        <w:r>
+          <w:rPr>
+            <w:noProof/>
+            <w:webHidden/>
+          </w:rPr>
+          <w:instrText xml:space="preserve"> PAGEREF _Toc242871475 \h </w:instrText>
+        </w:r>
+        <w:r>
+          <w:rPr>
+            <w:noProof/>
+            <w:webHidden/>
+          </w:rPr>
+        </w:r>
+        <w:r>
+          <w:rPr>
+            <w:noProof/>
+            <w:webHidden/>
+          </w:rPr>
+          <w:fldChar w:fldCharType="separate"/>
+        </w:r>
+        <w:r>
+          <w:rPr>
+            <w:noProof/>
+            <w:webHidden/>
+          </w:rPr>
+          <w:t>25</w:t>
+        </w:r>
+        <w:r>
+          <w:rPr>
+            <w:noProof/>
+            <w:webHidden/>
+          </w:rPr>
+          <w:fldChar w:fldCharType="end"/>
+        </w:r>
+      </w:hyperlink>
+    </w:p>
+    <w:p>
+      <w:pPr>
+        <w:pStyle w:val="TOC1"/>
+        <w:tabs>
+          <w:tab w:val="right" w:leader="dot" w:pos="10790"/>
+        </w:tabs>
+        <w:rPr>
+          <w:noProof/>
+        </w:rPr>
+      </w:pPr>
+      <w:hyperlink w:anchor="_Toc242871476" w:history="1">
+        <w:r>
+          <w:rPr>
+            <w:rStyle w:val="Hyperlink"/>
+            <w:noProof/>
+          </w:rPr>
+          <w:t>30. Production Build Pipeline &amp; Deployment Topology</w:t>
+        </w:r>
+        <w:r>
+          <w:rPr>
+            <w:noProof/>
+            <w:webHidden/>
+          </w:rPr>
+          <w:tab/>
+        </w:r>
+        <w:r>
+          <w:rPr>
+            <w:noProof/>
+            <w:webHidden/>
+          </w:rPr>
+          <w:fldChar w:fldCharType="begin"/>
+        </w:r>
+        <w:r>
+          <w:rPr>
+            <w:noProof/>
+            <w:webHidden/>
+          </w:rPr>
+          <w:instrText xml:space="preserve"> PAGEREF _Toc242871476 \h </w:instrText>
+        </w:r>
+        <w:r>
+          <w:rPr>
+            <w:noProof/>
+            <w:webHidden/>
+          </w:rPr>
+        </w:r>
+        <w:r>
+          <w:rPr>
+            <w:noProof/>
+            <w:webHidden/>
+          </w:rPr>
+          <w:fldChar w:fldCharType="separate"/>
+        </w:r>
+        <w:r>
+          <w:rPr>
+            <w:noProof/>
+            <w:webHidden/>
+          </w:rPr>
+          <w:t>25</w:t>
+        </w:r>
+        <w:r>
+          <w:rPr>
+            <w:noProof/>
+            <w:webHidden/>
+          </w:rPr>
+          <w:fldChar w:fldCharType="end"/>
+        </w:r>
+      </w:hyperlink>
+    </w:p>
+    <w:p>
+      <w:pPr>
+        <w:pStyle w:val="TOC1"/>
+        <w:tabs>
+          <w:tab w:val="right" w:leader="dot" w:pos="10790"/>
+        </w:tabs>
+        <w:rPr>
+          <w:noProof/>
+        </w:rPr>
+      </w:pPr>
+      <w:hyperlink w:anchor="_Toc242871477" w:history="1">
+        <w:r>
+          <w:rPr>
+            <w:rStyle w:val="Hyperlink"/>
+            <w:noProof/>
+          </w:rPr>
+          <w:t>31. Quality Assurance &amp; Static Verification</w:t>
+        </w:r>
+        <w:r>
+          <w:rPr>
+            <w:noProof/>
+            <w:webHidden/>
+          </w:rPr>
+          <w:tab/>
+        </w:r>
+        <w:r>
+          <w:rPr>
+            <w:noProof/>
+            <w:webHidden/>
+          </w:rPr>
+          <w:fldChar w:fldCharType="begin"/>
+        </w:r>
+        <w:r>
+          <w:rPr>
+            <w:noProof/>
+            <w:webHidden/>
+          </w:rPr>
+          <w:instrText xml:space="preserve"> PAGEREF _Toc242871477 \h </w:instrText>
+        </w:r>
+        <w:r>
+          <w:rPr>
+            <w:noProof/>
+            <w:webHidden/>
+          </w:rPr>
+        </w:r>
+        <w:r>
+          <w:rPr>
+            <w:noProof/>
+            <w:webHidden/>
+          </w:rPr>
+          <w:fldChar w:fldCharType="separate"/>
+        </w:r>
+        <w:r>
+          <w:rPr>
+            <w:noProof/>
+            <w:webHidden/>
+          </w:rPr>
+          <w:t>26</w:t>
+        </w:r>
+        <w:r>
+          <w:rPr>
+            <w:noProof/>
+            <w:webHidden/>
+          </w:rPr>
+          <w:fldChar w:fldCharType="end"/>
+        </w:r>
+      </w:hyperlink>
+    </w:p>
+    <w:p>
+      <w:pPr>
+        <w:pStyle w:val="TOC1"/>
+        <w:tabs>
+          <w:tab w:val="right" w:leader="dot" w:pos="10790"/>
+        </w:tabs>
+        <w:rPr>
+          <w:noProof/>
+        </w:rPr>
+      </w:pPr>
+      <w:hyperlink w:anchor="_Toc242871478" w:history="1">
+        <w:r>
+          <w:rPr>
+            <w:rStyle w:val="Hyperlink"/>
+            <w:noProof/>
+          </w:rPr>
+          <w:t>32. Fault Tolerance &amp; Error Recovery Architecture</w:t>
+        </w:r>
+        <w:r>
+          <w:rPr>
+            <w:noProof/>
+            <w:webHidden/>
+          </w:rPr>
+          <w:tab/>
+        </w:r>
+        <w:r>
+          <w:rPr>
+            <w:noProof/>
+            <w:webHidden/>
+          </w:rPr>
+          <w:fldChar w:fldCharType="begin"/>
+        </w:r>
+        <w:r>
+          <w:rPr>
+            <w:noProof/>
+            <w:webHidden/>
+          </w:rPr>
+          <w:instrText xml:space="preserve"> PAGEREF _Toc242871478 \h </w:instrText>
+        </w:r>
+        <w:r>
+          <w:rPr>
+            <w:noProof/>
+            <w:webHidden/>
+          </w:rPr>
+        </w:r>
+        <w:r>
+          <w:rPr>
+            <w:noProof/>
+            <w:webHidden/>
+          </w:rPr>
+          <w:fldChar w:fldCharType="separate"/>
+        </w:r>
+        <w:r>
+          <w:rPr>
+            <w:noProof/>
+            <w:webHidden/>
+          </w:rPr>
+          <w:t>26</w:t>
+        </w:r>
+        <w:r>
+          <w:rPr>
+            <w:noProof/>
+            <w:webHidden/>
+          </w:rPr>
+          <w:fldChar w:fldCharType="end"/>
+        </w:r>
+      </w:hyperlink>
+    </w:p>
+    <w:p>
+      <w:pPr>
+        <w:pStyle w:val="TOC1"/>
+        <w:tabs>
+          <w:tab w:val="right" w:leader="dot" w:pos="10790"/>
+        </w:tabs>
+        <w:rPr>
+          <w:noProof/>
+        </w:rPr>
+      </w:pPr>
+      <w:hyperlink w:anchor="_Toc242871479" w:history="1">
+        <w:r>
+          <w:rPr>
+            <w:rStyle w:val="Hyperlink"/>
+            <w:noProof/>
+          </w:rPr>
+          <w:t>33. Observability, Telemetry &amp; Health Monitoring</w:t>
+        </w:r>
+        <w:r>
+          <w:rPr>
+            <w:noProof/>
+            <w:webHidden/>
+          </w:rPr>
+          <w:tab/>
+        </w:r>
+        <w:r>
+          <w:rPr>
+            <w:noProof/>
+            <w:webHidden/>
+          </w:rPr>
+          <w:fldChar w:fldCharType="begin"/>
+        </w:r>
+        <w:r>
+          <w:rPr>
+            <w:noProof/>
+            <w:webHidden/>
+          </w:rPr>
+          <w:instrText xml:space="preserve"> PAGEREF _Toc242871479 \h </w:instrText>
+        </w:r>
+        <w:r>
+          <w:rPr>
+            <w:noProof/>
+            <w:webHidden/>
+          </w:rPr>
+        </w:r>
+        <w:r>
+          <w:rPr>
+            <w:noProof/>
+            <w:webHidden/>
+          </w:rPr>
+          <w:fldChar w:fldCharType="separate"/>
+        </w:r>
+        <w:r>
+          <w:rPr>
+            <w:noProof/>
+            <w:webHidden/>
+          </w:rPr>
+          <w:t>26</w:t>
+        </w:r>
+        <w:r>
+          <w:rPr>
+            <w:noProof/>
+            <w:webHidden/>
+          </w:rPr>
+          <w:fldChar w:fldCharType="end"/>
+        </w:r>
+      </w:hyperlink>
+    </w:p>
+    <w:p>
+      <w:pPr>
+        <w:pStyle w:val="TOC1"/>
+        <w:tabs>
+          <w:tab w:val="right" w:leader="dot" w:pos="10790"/>
+        </w:tabs>
+        <w:rPr>
+          <w:noProof/>
+        </w:rPr>
+      </w:pPr>
+      <w:hyperlink w:anchor="_Toc242871480" w:history="1">
+        <w:r>
+          <w:rPr>
+            <w:rStyle w:val="Hyperlink"/>
+            <w:noProof/>
+          </w:rPr>
+          <w:t>34. Cybersecurity Analysis &amp; Threat Vectors</w:t>
+        </w:r>
+        <w:r>
+          <w:rPr>
+            <w:noProof/>
+            <w:webHidden/>
+          </w:rPr>
+          <w:tab/>
+        </w:r>
+        <w:r>
+          <w:rPr>
+            <w:noProof/>
+            <w:webHidden/>
+          </w:rPr>
+          <w:fldChar w:fldCharType="begin"/>
+        </w:r>
+        <w:r>
+          <w:rPr>
+            <w:noProof/>
+            <w:webHidden/>
+          </w:rPr>
+          <w:instrText xml:space="preserve"> PAGEREF _Toc242871480 \h </w:instrText>
+        </w:r>
+        <w:r>
+          <w:rPr>
+            <w:noProof/>
+            <w:webHidden/>
+          </w:rPr>
+        </w:r>
+        <w:r>
+          <w:rPr>
+            <w:noProof/>
+            <w:webHidden/>
+          </w:rPr>
+          <w:fldChar w:fldCharType="separate"/>
+        </w:r>
+        <w:r>
+          <w:rPr>
+            <w:noProof/>
+            <w:webHidden/>
+          </w:rPr>
+          <w:t>26</w:t>
+        </w:r>
+        <w:r>
+          <w:rPr>
+            <w:noProof/>
+            <w:webHidden/>
+          </w:rPr>
+          <w:fldChar w:fldCharType="end"/>
+        </w:r>
+      </w:hyperlink>
+    </w:p>
+    <w:p>
+      <w:pPr>
+        <w:pStyle w:val="TOC1"/>
+        <w:tabs>
+          <w:tab w:val="right" w:leader="dot" w:pos="10790"/>
+        </w:tabs>
+        <w:rPr>
+          <w:noProof/>
+        </w:rPr>
+      </w:pPr>
+      <w:hyperlink w:anchor="_Toc242871481" w:history="1">
+        <w:r>
+          <w:rPr>
+            <w:rStyle w:val="Hyperlink"/>
+            <w:noProof/>
+          </w:rPr>
+          <w:t>35. Performance Engineering &amp; Optimization Strategies</w:t>
+        </w:r>
+        <w:r>
+          <w:rPr>
+            <w:noProof/>
+            <w:webHidden/>
+          </w:rPr>
+          <w:tab/>
+        </w:r>
+        <w:r>
+          <w:rPr>
+            <w:noProof/>
+            <w:webHidden/>
+          </w:rPr>
+          <w:fldChar w:fldCharType="begin"/>
+        </w:r>
+        <w:r>
+          <w:rPr>
+            <w:noProof/>
+            <w:webHidden/>
+          </w:rPr>
+          <w:instrText xml:space="preserve"> PAGEREF _Toc242871481 \h </w:instrText>
+        </w:r>
+        <w:r>
+          <w:rPr>
+            <w:noProof/>
+            <w:webHidden/>
+          </w:rPr>
+        </w:r>
+        <w:r>
+          <w:rPr>
+            <w:noProof/>
+            <w:webHidden/>
+          </w:rPr>
+          <w:fldChar w:fldCharType="separate"/>
+        </w:r>
+        <w:r>
+          <w:rPr>
+            <w:noProof/>
+            <w:webHidden/>
+          </w:rPr>
+          <w:t>26</w:t>
+        </w:r>
+        <w:r>
+          <w:rPr>
+            <w:noProof/>
+            <w:webHidden/>
+          </w:rPr>
+          <w:fldChar w:fldCharType="end"/>
+        </w:r>
+      </w:hyperlink>
+    </w:p>
+    <w:p>
+      <w:pPr>
+        <w:pStyle w:val="TOC1"/>
+        <w:tabs>
+          <w:tab w:val="right" w:leader="dot" w:pos="10790"/>
+        </w:tabs>
+        <w:rPr>
+          <w:noProof/>
+        </w:rPr>
+      </w:pPr>
+      <w:hyperlink w:anchor="_Toc242871482" w:history="1">
+        <w:r>
+          <w:rPr>
+            <w:rStyle w:val="Hyperlink"/>
+            <w:noProof/>
+          </w:rPr>
+          <w:t>36. Developer Onboarding &amp; Maintenance Framework</w:t>
+        </w:r>
+        <w:r>
+          <w:rPr>
+            <w:noProof/>
+            <w:webHidden/>
+          </w:rPr>
+          <w:tab/>
+        </w:r>
+        <w:r>
+          <w:rPr>
+            <w:noProof/>
+            <w:webHidden/>
+          </w:rPr>
+          <w:fldChar w:fldCharType="begin"/>
+        </w:r>
+        <w:r>
+          <w:rPr>
+            <w:noProof/>
+            <w:webHidden/>
+          </w:rPr>
+          <w:instrText xml:space="preserve"> PAGEREF _Toc242871482 \h </w:instrText>
+        </w:r>
+        <w:r>
+          <w:rPr>
+            <w:noProof/>
+            <w:webHidden/>
+          </w:rPr>
+        </w:r>
+        <w:r>
+          <w:rPr>
+            <w:noProof/>
+            <w:webHidden/>
+          </w:rPr>
+          <w:fldChar w:fldCharType="separate"/>
+        </w:r>
+        <w:r>
+          <w:rPr>
+            <w:noProof/>
+            <w:webHidden/>
+          </w:rPr>
+          <w:t>26</w:t>
+        </w:r>
+        <w:r>
+          <w:rPr>
+            <w:noProof/>
+            <w:webHidden/>
+          </w:rPr>
+          <w:fldChar w:fldCharType="end"/>
+        </w:r>
+      </w:hyperlink>
+    </w:p>
+    <w:p>
+      <w:pPr>
+        <w:pStyle w:val="TOC1"/>
+        <w:tabs>
+          <w:tab w:val="right" w:leader="dot" w:pos="10790"/>
+        </w:tabs>
+        <w:rPr>
+          <w:noProof/>
+        </w:rPr>
+      </w:pPr>
+      <w:hyperlink w:anchor="_Toc242871483" w:history="1">
+        <w:r>
+          <w:rPr>
+            <w:rStyle w:val="Hyperlink"/>
+            <w:noProof/>
+          </w:rPr>
+          <w:t>37. Operational Troubleshooting Matrix</w:t>
+        </w:r>
+        <w:r>
+          <w:rPr>
+            <w:noProof/>
+            <w:webHidden/>
+          </w:rPr>
+          <w:tab/>
+        </w:r>
+        <w:r>
+          <w:rPr>
+            <w:noProof/>
+            <w:webHidden/>
+          </w:rPr>
+          <w:fldChar w:fldCharType="begin"/>
+        </w:r>
+        <w:r>
+          <w:rPr>
+            <w:noProof/>
+            <w:webHidden/>
+          </w:rPr>
+          <w:instrText xml:space="preserve"> PAGEREF _Toc242871483 \h </w:instrText>
+        </w:r>
+        <w:r>
+          <w:rPr>
+            <w:noProof/>
+            <w:webHidden/>
+          </w:rPr>
+        </w:r>
+        <w:r>
+          <w:rPr>
+            <w:noProof/>
+            <w:webHidden/>
+          </w:rPr>
+          <w:fldChar w:fldCharType="separate"/>
+        </w:r>
+        <w:r>
+          <w:rPr>
+            <w:noProof/>
+            <w:webHidden/>
+          </w:rPr>
+          <w:t>27</w:t>
+        </w:r>
+        <w:r>
+          <w:rPr>
+            <w:noProof/>
+            <w:webHidden/>
+          </w:rPr>
+          <w:fldChar w:fldCharType="end"/>
+        </w:r>
+      </w:hyperlink>
+    </w:p>
+    <w:p>
+      <w:pPr>
+        <w:pStyle w:val="TOC1"/>
+        <w:tabs>
+          <w:tab w:val="right" w:leader="dot" w:pos="10790"/>
+        </w:tabs>
+        <w:rPr>
+          <w:noProof/>
+        </w:rPr>
+      </w:pPr>
+      <w:hyperlink w:anchor="_Toc242871484" w:history="1">
+        <w:r>
+          <w:rPr>
+            <w:rStyle w:val="Hyperlink"/>
+            <w:noProof/>
+          </w:rPr>
+          <w:t>38. Codebase Verification &amp; System Limitations</w:t>
+        </w:r>
+        <w:r>
+          <w:rPr>
+            <w:noProof/>
+            <w:webHidden/>
+          </w:rPr>
+          <w:tab/>
+        </w:r>
+        <w:r>
+          <w:rPr>
+            <w:noProof/>
+            <w:webHidden/>
+          </w:rPr>
+          <w:fldChar w:fldCharType="begin"/>
+        </w:r>
+        <w:r>
+          <w:rPr>
+            <w:noProof/>
+            <w:webHidden/>
+          </w:rPr>
+          <w:instrText xml:space="preserve"> PAGEREF _Toc242871484 \h </w:instrText>
+        </w:r>
+        <w:r>
+          <w:rPr>
+            <w:noProof/>
+            <w:webHidden/>
+          </w:rPr>
+        </w:r>
+        <w:r>
+          <w:rPr>
+            <w:noProof/>
+            <w:webHidden/>
+          </w:rPr>
+          <w:fldChar w:fldCharType="separate"/>
+        </w:r>
+        <w:r>
+          <w:rPr>
+            <w:noProof/>
+            <w:webHidden/>
+          </w:rPr>
+          <w:t>27</w:t>
+        </w:r>
+        <w:r>
+          <w:rPr>
+            <w:noProof/>
+            <w:webHidden/>
+          </w:rPr>
+          <w:fldChar w:fldCharType="end"/>
+        </w:r>
+      </w:hyperlink>
+    </w:p>
+    <w:p>
+      <w:pPr>
+        <w:pStyle w:val="TOC1"/>
+        <w:tabs>
+          <w:tab w:val="right" w:leader="dot" w:pos="10790"/>
+        </w:tabs>
+        <w:rPr>
+          <w:noProof/>
+        </w:rPr>
+      </w:pPr>
+      <w:hyperlink w:anchor="_Toc242871485" w:history="1">
+        <w:r>
+          <w:rPr>
+            <w:rStyle w:val="Hyperlink"/>
+            <w:noProof/>
+          </w:rPr>
+          <w:t>39. Strategic Future Roadmap</w:t>
+        </w:r>
+        <w:r>
+          <w:rPr>
+            <w:noProof/>
+            <w:webHidden/>
+          </w:rPr>
+          <w:tab/>
+        </w:r>
+        <w:r>
+          <w:rPr>
+            <w:noProof/>
+            <w:webHidden/>
+          </w:rPr>
+          <w:fldChar w:fldCharType="begin"/>
+        </w:r>
+        <w:r>
+          <w:rPr>
+            <w:noProof/>
+            <w:webHidden/>
+          </w:rPr>
+          <w:instrText xml:space="preserve"> PAGEREF _Toc242871485 \h </w:instrText>
+        </w:r>
+        <w:r>
+          <w:rPr>
+            <w:noProof/>
+            <w:webHidden/>
+          </w:rPr>
+        </w:r>
+        <w:r>
+          <w:rPr>
+            <w:noProof/>
+            <w:webHidden/>
+          </w:rPr>
+          <w:fldChar w:fldCharType="separate"/>
+        </w:r>
+        <w:r>
+          <w:rPr>
+            <w:noProof/>
+            <w:webHidden/>
+          </w:rPr>
+          <w:t>27</w:t>
+        </w:r>
+        <w:r>
+          <w:rPr>
+            <w:noProof/>
+            <w:webHidden/>
+          </w:rPr>
+          <w:fldChar w:fldCharType="end"/>
+        </w:r>
+      </w:hyperlink>
+    </w:p>
+    <w:p>
+      <w:pPr>
+        <w:pStyle w:val="TOC1"/>
+        <w:tabs>
+          <w:tab w:val="right" w:leader="dot" w:pos="10790"/>
+        </w:tabs>
+        <w:rPr>
+          <w:noProof/>
+        </w:rPr>
+      </w:pPr>
+      <w:hyperlink w:anchor="_Toc242871486" w:history="1">
+        <w:r>
+          <w:rPr>
+            <w:rStyle w:val="Hyperlink"/>
+            <w:noProof/>
+          </w:rPr>
+          <w:t>40. Formal Conclusion &amp; Engineering Synthesis</w:t>
+        </w:r>
+        <w:r>
+          <w:rPr>
+            <w:noProof/>
+            <w:webHidden/>
+          </w:rPr>
+          <w:tab/>
+        </w:r>
+        <w:r>
+          <w:rPr>
+            <w:noProof/>
+            <w:webHidden/>
+          </w:rPr>
+          <w:fldChar w:fldCharType="begin"/>
+        </w:r>
+        <w:r>
+          <w:rPr>
+            <w:noProof/>
+            <w:webHidden/>
+          </w:rPr>
+          <w:instrText xml:space="preserve"> PAGEREF _Toc242871486 \h </w:instrText>
+        </w:r>
+        <w:r>
+          <w:rPr>
+            <w:noProof/>
+            <w:webHidden/>
+          </w:rPr>
+        </w:r>
+        <w:r>
+          <w:rPr>
+            <w:noProof/>
+            <w:webHidden/>
+          </w:rPr>
+          <w:fldChar w:fldCharType="separate"/>
+        </w:r>
+        <w:r>
+          <w:rPr>
+            <w:noProof/>
+            <w:webHidden/>
+          </w:rPr>
+          <w:t>27</w:t>
+        </w:r>
+        <w:r>
+          <w:rPr>
+            <w:noProof/>
+            <w:webHidden/>
+          </w:rPr>
+          <w:fldChar w:fldCharType="end"/>
+        </w:r>
+      </w:hyperlink>
+    </w:p>
+    <w:p>
+      <w:pPr>
+        <w:pStyle w:val="TOC1"/>
+        <w:tabs>
+          <w:tab w:val="right" w:leader="dot" w:pos="10790"/>
+        </w:tabs>
+        <w:rPr>
+          <w:noProof/>
+        </w:rPr>
+      </w:pPr>
+      <w:hyperlink w:anchor="_Toc242871487" w:history="1">
+        <w:r>
+          <w:rPr>
+            <w:rStyle w:val="Hyperlink"/>
+            <w:noProof/>
+          </w:rPr>
+          <w:t>41. n8n Telegram Automation Layer &amp; Conversational Expense Capture</w:t>
+        </w:r>
+        <w:r>
+          <w:rPr>
+            <w:noProof/>
+            <w:webHidden/>
+          </w:rPr>
+          <w:tab/>
+        </w:r>
+        <w:r>
+          <w:rPr>
+            <w:noProof/>
+            <w:webHidden/>
+          </w:rPr>
+          <w:fldChar w:fldCharType="begin"/>
+        </w:r>
+        <w:r>
+          <w:rPr>
+            <w:noProof/>
+            <w:webHidden/>
+          </w:rPr>
+          <w:instrText xml:space="preserve"> PAGEREF _Toc242871487 \h </w:instrText>
+        </w:r>
+        <w:r>
+          <w:rPr>
+            <w:noProof/>
+            <w:webHidden/>
+          </w:rPr>
+        </w:r>
+        <w:r>
+          <w:rPr>
+            <w:noProof/>
+            <w:webHidden/>
+          </w:rPr>
+          <w:fldChar w:fldCharType="separate"/>
+        </w:r>
+        <w:r>
+          <w:rPr>
+            <w:noProof/>
+            <w:webHidden/>
+          </w:rPr>
+          <w:t>27</w:t>
+        </w:r>
+        <w:r>
+          <w:rPr>
+            <w:noProof/>
+            <w:webHidden/>
+          </w:rPr>
+          <w:fldChar w:fldCharType="end"/>
+        </w:r>
+      </w:hyperlink>
+    </w:p>
+    <w:p>
+      <w:pPr>
+        <w:pStyle w:val="TOC1"/>
+        <w:tabs>
+          <w:tab w:val="right" w:leader="dot" w:pos="10790"/>
+        </w:tabs>
+        <w:rPr>
+          <w:noProof/>
+        </w:rPr>
+      </w:pPr>
+      <w:hyperlink w:anchor="_Toc242871488" w:history="1">
+        <w:r>
+          <w:rPr>
+            <w:rStyle w:val="Hyperlink"/>
+            <w:noProof/>
+          </w:rPr>
+          <w:t>42. Household Data Management: Firestore Security Model &amp; Attachment Governance</w:t>
+        </w:r>
+        <w:r>
+          <w:rPr>
+            <w:noProof/>
+            <w:webHidden/>
+          </w:rPr>
+          <w:tab/>
+        </w:r>
+        <w:r>
+          <w:rPr>
+            <w:noProof/>
+            <w:webHidden/>
+          </w:rPr>
+          <w:fldChar w:fldCharType="begin"/>
+        </w:r>
+        <w:r>
+          <w:rPr>
+            <w:noProof/>
+            <w:webHidden/>
+          </w:rPr>
+          <w:instrText xml:space="preserve"> PAGEREF _Toc242871488 \h </w:instrText>
+        </w:r>
+        <w:r>
+          <w:rPr>
+            <w:noProof/>
+            <w:webHidden/>
+          </w:rPr>
+        </w:r>
+        <w:r>
+          <w:rPr>
+            <w:noProof/>
+            <w:webHidden/>
+          </w:rPr>
+          <w:fldChar w:fldCharType="separate"/>
+        </w:r>
+        <w:r>
+          <w:rPr>
+            <w:noProof/>
+            <w:webHidden/>
+          </w:rPr>
+          <w:t>28</w:t>
+        </w:r>
+        <w:r>
+          <w:rPr>
+            <w:noProof/>
+            <w:webHidden/>
+          </w:rPr>
+          <w:fldChar w:fldCharType="end"/>
+        </w:r>
+      </w:hyperlink>
+    </w:p>
+    <w:p>
+      <w:pPr>
+        <w:pStyle w:val="TOC1"/>
+        <w:tabs>
+          <w:tab w:val="right" w:leader="dot" w:pos="10790"/>
+        </w:tabs>
+        <w:rPr>
+          <w:noProof/>
+        </w:rPr>
+      </w:pPr>
+      <w:hyperlink w:anchor="_Toc242871489" w:history="1">
+        <w:r>
+          <w:rPr>
+            <w:rStyle w:val="Hyperlink"/>
+            <w:noProof/>
+          </w:rPr>
+          <w:t>43. Zero-Cost 24/7 Cloud Deployment &amp; Free-Tier Continuity Engineering</w:t>
+        </w:r>
+        <w:r>
+          <w:rPr>
+            <w:noProof/>
+            <w:webHidden/>
+          </w:rPr>
+          <w:tab/>
+        </w:r>
+        <w:r>
+          <w:rPr>
+            <w:noProof/>
+            <w:webHidden/>
+          </w:rPr>
+          <w:fldChar w:fldCharType="begin"/>
+        </w:r>
+        <w:r>
+          <w:rPr>
+            <w:noProof/>
+            <w:webHidden/>
+          </w:rPr>
+          <w:instrText xml:space="preserve"> PAGEREF _Toc242871489 \h </w:instrText>
+        </w:r>
+        <w:r>
+          <w:rPr>
+            <w:noProof/>
+            <w:webHidden/>
+          </w:rPr>
+        </w:r>
+        <w:r>
+          <w:rPr>
+            <w:noProof/>
+            <w:webHidden/>
+          </w:rPr>
+          <w:fldChar w:fldCharType="separate"/>
+        </w:r>
+        <w:r>
+          <w:rPr>
+            <w:noProof/>
+            <w:webHidden/>
+          </w:rPr>
+          <w:t>29</w:t>
+        </w:r>
+        <w:r>
+          <w:rPr>
+            <w:noProof/>
+            <w:webHidden/>
+          </w:rPr>
+          <w:fldChar w:fldCharType="end"/>
+        </w:r>
+      </w:hyperlink>
+    </w:p>
+    <w:p>
+      <w:pPr>
+        <w:spacing w:after="120"/>
+        <w:jc w:val="both"/>
+      </w:pPr>
       <w:r>
         <w:fldChar w:fldCharType="end"/>
       </w:r>
     </w:p>
     <w:p>
       <w:pPr>
+        <w:spacing w:after="120"/>
+        <w:jc w:val="both"/>
+      </w:pPr>
+    </w:p>
+    <w:p>
+      <w:pPr>
+        <w:spacing w:after="120"/>
+        <w:jc w:val="both"/>
+      </w:pPr>
+    </w:p>
+    <w:p>
+      <w:pPr>
+        <w:spacing w:after="120"/>
+        <w:jc w:val="both"/>
+      </w:pPr>
+    </w:p>
+    <w:p>
+      <w:pPr>
+        <w:spacing w:after="120"/>
+        <w:jc w:val="both"/>
+      </w:pPr>
+    </w:p>
+    <w:p>
+      <w:pPr>
+        <w:spacing w:after="120"/>
+        <w:jc w:val="both"/>
+      </w:pPr>
+    </w:p>
+    <w:p>
+      <w:pPr>
+        <w:spacing w:after="120"/>
+        <w:jc w:val="both"/>
+      </w:pPr>
+    </w:p>
+    <w:p>
+      <w:pPr>
+        <w:spacing w:after="120"/>
+        <w:jc w:val="both"/>
+      </w:pPr>
+    </w:p>
+    <w:p>
+      <w:pPr>
+        <w:spacing w:after="120"/>
+        <w:jc w:val="both"/>
+      </w:pPr>
+    </w:p>
+    <w:p>
+      <w:pPr>
+        <w:spacing w:after="120"/>
+        <w:jc w:val="both"/>
+      </w:pPr>
+    </w:p>
+    <w:p>
+      <w:pPr>
+        <w:spacing w:after="120"/>
+        <w:jc w:val="both"/>
+      </w:pPr>
+    </w:p>
+    <w:p>
+      <w:pPr>
+        <w:spacing w:after="120"/>
+        <w:jc w:val="both"/>
+      </w:pPr>
+    </w:p>
+    <w:p>
+      <w:pPr>
+        <w:spacing w:after="120"/>
+        <w:jc w:val="both"/>
+      </w:pPr>
+    </w:p>
+    <w:p>
+      <w:pPr>
+        <w:spacing w:after="120"/>
+        <w:jc w:val="both"/>
+      </w:pPr>
+    </w:p>
+    <w:p>
+      <w:pPr>
+        <w:spacing w:after="120"/>
+        <w:jc w:val="both"/>
+      </w:pPr>
+    </w:p>
+    <w:p>
+      <w:pPr>
+        <w:spacing w:after="120"/>
+        <w:jc w:val="both"/>
+      </w:pPr>
+    </w:p>
+    <w:p>
+      <w:pPr>
+        <w:spacing w:after="120"/>
+        <w:jc w:val="both"/>
+      </w:pPr>
+    </w:p>
+    <w:p>
+      <w:pPr>
+        <w:spacing w:after="120"/>
+        <w:jc w:val="both"/>
+      </w:pPr>
+    </w:p>
+    <w:p>
+      <w:pPr>
+        <w:spacing w:after="120"/>
+        <w:jc w:val="both"/>
+      </w:pPr>
+    </w:p>
+    <w:p>
+      <w:pPr>
+        <w:spacing w:after="120"/>
+        <w:jc w:val="both"/>
+      </w:pPr>
+    </w:p>
+    <w:p>
+      <w:pPr>
+        <w:spacing w:after="120"/>
+        <w:jc w:val="both"/>
+      </w:pPr>
+    </w:p>
+    <w:p>
+      <w:pPr>
         <w:pStyle w:val="Heading1"/>
-        <w:keepNext/>
-        <w:spacing w:before="440" w:after="160"/>
-        <w:jc w:val="both"/>
-      </w:pPr>
+        <w:jc w:val="both"/>
+      </w:pPr>
+      <w:bookmarkStart w:id="1" w:name="_Toc242871449"/>
       <w:r>
-        <w:rPr>
-          <w:b/>
-          <w:color w:val="0F172A"/>
-          <w:sz w:val="36"/>
-        </w:rPr>
         <w:lastRenderedPageBreak/>
         <w:t>3. Executive Introduction &amp; System Scope</w:t>
       </w:r>
+      <w:bookmarkEnd w:id="1"/>
     </w:p>
     <w:p>
       <w:pPr>
@@ -219,19 +3181,14 @@
     <w:p>
       <w:pPr>
         <w:pStyle w:val="Heading1"/>
-        <w:keepNext/>
-        <w:spacing w:before="440" w:after="160"/>
-        <w:jc w:val="both"/>
-      </w:pPr>
+        <w:jc w:val="both"/>
+      </w:pPr>
+      <w:bookmarkStart w:id="2" w:name="_Toc242871450"/>
       <w:r>
-        <w:rPr>
-          <w:b/>
-          <w:color w:val="0F172A"/>
-          <w:sz w:val="36"/>
-        </w:rPr>
         <w:lastRenderedPageBreak/>
         <w:t>4. High-Level Operational Architecture &amp; Module Synergy</w:t>
       </w:r>
+      <w:bookmarkEnd w:id="2"/>
     </w:p>
     <w:p>
       <w:pPr>
@@ -326,19 +3283,14 @@
     <w:p>
       <w:pPr>
         <w:pStyle w:val="Heading1"/>
-        <w:keepNext/>
-        <w:spacing w:before="440" w:after="160"/>
-        <w:jc w:val="both"/>
-      </w:pPr>
+        <w:jc w:val="both"/>
+      </w:pPr>
+      <w:bookmarkStart w:id="3" w:name="_Toc242871451"/>
       <w:r>
-        <w:rPr>
-          <w:b/>
-          <w:color w:val="0F172A"/>
-          <w:sz w:val="36"/>
-        </w:rPr>
         <w:lastRenderedPageBreak/>
         <w:t>5. Theoretical Problem Statement &amp; Domain Challenges</w:t>
       </w:r>
+      <w:bookmarkEnd w:id="3"/>
     </w:p>
     <w:p>
       <w:pPr>
@@ -463,19 +3415,14 @@
     <w:p>
       <w:pPr>
         <w:pStyle w:val="Heading1"/>
-        <w:keepNext/>
-        <w:spacing w:before="440" w:after="160"/>
-        <w:jc w:val="both"/>
-      </w:pPr>
+        <w:jc w:val="both"/>
+      </w:pPr>
+      <w:bookmarkStart w:id="4" w:name="_Toc242871452"/>
       <w:r>
-        <w:rPr>
-          <w:b/>
-          <w:color w:val="0F172A"/>
-          <w:sz w:val="36"/>
-        </w:rPr>
         <w:lastRenderedPageBreak/>
         <w:t>6. Technical &amp; Operational Objectives</w:t>
       </w:r>
+      <w:bookmarkEnd w:id="4"/>
     </w:p>
     <w:p>
       <w:pPr>
@@ -615,19 +3562,14 @@
     <w:p>
       <w:pPr>
         <w:pStyle w:val="Heading1"/>
-        <w:keepNext/>
-        <w:spacing w:before="440" w:after="160"/>
-        <w:jc w:val="both"/>
-      </w:pPr>
+        <w:jc w:val="both"/>
+      </w:pPr>
+      <w:bookmarkStart w:id="5" w:name="_Toc242871453"/>
       <w:r>
-        <w:rPr>
-          <w:b/>
-          <w:color w:val="0F172A"/>
-          <w:sz w:val="36"/>
-        </w:rPr>
         <w:lastRenderedPageBreak/>
         <w:t>7. System Requirements &amp; Complete Dependency Analysis</w:t>
       </w:r>
+      <w:bookmarkEnd w:id="5"/>
     </w:p>
     <w:p>
       <w:pPr>
@@ -2415,18 +5357,13 @@
     <w:p>
       <w:pPr>
         <w:pStyle w:val="Heading1"/>
-        <w:keepNext/>
-        <w:spacing w:before="440" w:after="160"/>
-        <w:jc w:val="both"/>
-      </w:pPr>
+        <w:jc w:val="both"/>
+      </w:pPr>
+      <w:bookmarkStart w:id="6" w:name="_Toc242871454"/>
       <w:r>
-        <w:rPr>
-          <w:b/>
-          <w:color w:val="0F172A"/>
-          <w:sz w:val="36"/>
-        </w:rPr>
         <w:t>8. Technology Stack Rationale &amp; Comparative Evaluation</w:t>
       </w:r>
+      <w:bookmarkEnd w:id="6"/>
     </w:p>
     <w:p>
       <w:pPr>
@@ -2536,19 +5473,14 @@
     <w:p>
       <w:pPr>
         <w:pStyle w:val="Heading1"/>
-        <w:keepNext/>
-        <w:spacing w:before="440" w:after="160"/>
-        <w:jc w:val="both"/>
-      </w:pPr>
+        <w:jc w:val="both"/>
+      </w:pPr>
+      <w:bookmarkStart w:id="7" w:name="_Toc242871455"/>
       <w:r>
-        <w:rPr>
-          <w:b/>
-          <w:color w:val="0F172A"/>
-          <w:sz w:val="36"/>
-        </w:rPr>
         <w:lastRenderedPageBreak/>
         <w:t>9. Multi-Tier System Architecture &amp; Boundary Topography</w:t>
       </w:r>
+      <w:bookmarkEnd w:id="7"/>
     </w:p>
     <w:p>
       <w:pPr>
@@ -2706,19 +5638,14 @@
     <w:p>
       <w:pPr>
         <w:pStyle w:val="Heading1"/>
-        <w:keepNext/>
-        <w:spacing w:before="440" w:after="160"/>
-        <w:jc w:val="both"/>
-      </w:pPr>
+        <w:jc w:val="both"/>
+      </w:pPr>
+      <w:bookmarkStart w:id="8" w:name="_Toc242871456"/>
       <w:r>
-        <w:rPr>
-          <w:b/>
-          <w:color w:val="0F172A"/>
-          <w:sz w:val="36"/>
-        </w:rPr>
         <w:lastRenderedPageBreak/>
         <w:t>10. System Architecture Blueprint Diagram</w:t>
       </w:r>
+      <w:bookmarkEnd w:id="8"/>
     </w:p>
     <w:p>
       <w:pPr>
@@ -2772,6 +5699,7 @@
             <w:r>
               <w:rPr>
                 <w:rFonts w:ascii="Consolas" w:hAnsi="Consolas"/>
+                <w:noProof/>
                 <w:color w:val="1E293B"/>
                 <w:sz w:val="16"/>
               </w:rPr>
@@ -2832,19 +5760,51 @@
     </w:p>
     <w:p>
       <w:pPr>
+        <w:spacing w:after="120"/>
+        <w:jc w:val="both"/>
+      </w:pPr>
+    </w:p>
+    <w:p>
+      <w:pPr>
+        <w:spacing w:after="120"/>
+        <w:jc w:val="both"/>
+      </w:pPr>
+    </w:p>
+    <w:p>
+      <w:pPr>
+        <w:spacing w:after="120"/>
+        <w:jc w:val="both"/>
+      </w:pPr>
+    </w:p>
+    <w:p>
+      <w:pPr>
+        <w:spacing w:after="120"/>
+        <w:jc w:val="both"/>
+      </w:pPr>
+    </w:p>
+    <w:p>
+      <w:pPr>
+        <w:spacing w:after="120"/>
+        <w:jc w:val="both"/>
+      </w:pPr>
+    </w:p>
+    <w:p>
+      <w:pPr>
+        <w:spacing w:after="120"/>
+        <w:jc w:val="both"/>
+      </w:pPr>
+    </w:p>
+    <w:p>
+      <w:pPr>
         <w:pStyle w:val="Heading1"/>
-        <w:keepNext/>
-        <w:spacing w:before="440" w:after="160"/>
-        <w:jc w:val="both"/>
-      </w:pPr>
+        <w:jc w:val="both"/>
+      </w:pPr>
+      <w:bookmarkStart w:id="9" w:name="_Toc242871457"/>
       <w:r>
-        <w:rPr>
-          <w:b/>
-          <w:color w:val="0F172A"/>
-          <w:sz w:val="36"/>
-        </w:rPr>
+        <w:lastRenderedPageBreak/>
         <w:t>11. Frontend Architecture &amp; Component Hierarchy</w:t>
       </w:r>
+      <w:bookmarkEnd w:id="9"/>
     </w:p>
     <w:p>
       <w:pPr>
@@ -2879,7 +5839,6 @@
         <w:jc w:val="both"/>
       </w:pPr>
       <w:r>
-        <w:lastRenderedPageBreak/>
         <w:t>Domain section components live under src/components/, encompassing OverviewSection, ExpenseSection, IncomeSection, BudgetSection, RecurringSection, LoanSection, TaxSection, GoalSection, InvestmentSection, HouseholdSettings, ReportSection, ExportModal, and ThemeToggle. Specialized tax calculators reside under src/components/tax/, including AdvanceTaxPlanner, CapitalGainsCalculator, HraCalculatorModal, and TaxFilingSummaryModal.</w:t>
       </w:r>
     </w:p>
@@ -2895,18 +5854,13 @@
     <w:p>
       <w:pPr>
         <w:pStyle w:val="Heading1"/>
-        <w:keepNext/>
-        <w:spacing w:before="440" w:after="160"/>
-        <w:jc w:val="both"/>
-      </w:pPr>
+        <w:jc w:val="both"/>
+      </w:pPr>
+      <w:bookmarkStart w:id="10" w:name="_Toc242871458"/>
       <w:r>
-        <w:rPr>
-          <w:b/>
-          <w:color w:val="0F172A"/>
-          <w:sz w:val="36"/>
-        </w:rPr>
         <w:t>12. Frontend Component Diagram</w:t>
       </w:r>
+      <w:bookmarkEnd w:id="10"/>
     </w:p>
     <w:p>
       <w:pPr>
@@ -2958,6 +5912,9 @@
               <w:jc w:val="center"/>
             </w:pPr>
             <w:r>
+              <w:rPr>
+                <w:noProof/>
+              </w:rPr>
               <w:drawing>
                 <wp:inline distT="0" distB="0" distL="0" distR="0" wp14:anchorId="6F60BF7D" wp14:editId="6D9F0848">
                   <wp:extent cx="6858000" cy="2935605"/>
@@ -3016,18 +5973,14 @@
     <w:p>
       <w:pPr>
         <w:pStyle w:val="Heading1"/>
-        <w:keepNext/>
-        <w:spacing w:before="440" w:after="160"/>
-        <w:jc w:val="both"/>
-      </w:pPr>
+        <w:jc w:val="both"/>
+      </w:pPr>
+      <w:bookmarkStart w:id="11" w:name="_Toc242871459"/>
       <w:r>
-        <w:rPr>
-          <w:b/>
-          <w:color w:val="0F172A"/>
-          <w:sz w:val="36"/>
-        </w:rPr>
+        <w:lastRenderedPageBreak/>
         <w:t>13. Frontend Component Mechanics &amp; State Lifecycle</w:t>
       </w:r>
+      <w:bookmarkEnd w:id="11"/>
     </w:p>
     <w:p>
       <w:pPr>
@@ -3044,11 +5997,7 @@
         <w:jc w:val="both"/>
       </w:pPr>
       <w:r>
-        <w:t xml:space="preserve">The primary application view (Dashboard.tsx) acts as an operational controller. State within the dashboard tracks four primary parameters: active navigation tab, selected monthly filter (formatted as YYYY-MM), active financial year selection (such as 2024-25), and active household membership data. When a user switches navigation tabs or updates </w:t>
-      </w:r>
-      <w:r>
-        <w:lastRenderedPageBreak/>
-        <w:t>the month selector, the dashboard passes updated props to active child section components, triggering targeted data fetches through the Firestore database adapter (db.ts).</w:t>
+        <w:t>The primary application view (Dashboard.tsx) acts as an operational controller. State within the dashboard tracks four primary parameters: active navigation tab, selected monthly filter (formatted as YYYY-MM), active financial year selection (such as 2024-25), and active household membership data. When a user switches navigation tabs or updates the month selector, the dashboard passes updated props to active child section components, triggering targeted data fetches through the Firestore database adapter (db.ts).</w:t>
       </w:r>
     </w:p>
     <w:p>
@@ -3063,18 +6012,13 @@
     <w:p>
       <w:pPr>
         <w:pStyle w:val="Heading1"/>
-        <w:keepNext/>
-        <w:spacing w:before="440" w:after="160"/>
-        <w:jc w:val="both"/>
-      </w:pPr>
+        <w:jc w:val="both"/>
+      </w:pPr>
+      <w:bookmarkStart w:id="12" w:name="_Toc242871460"/>
       <w:r>
-        <w:rPr>
-          <w:b/>
-          <w:color w:val="0F172A"/>
-          <w:sz w:val="36"/>
-        </w:rPr>
         <w:t>14. Backend Architecture &amp; Serverless Execution Topology</w:t>
       </w:r>
+      <w:bookmarkEnd w:id="12"/>
     </w:p>
     <w:p>
       <w:pPr>
@@ -3171,50 +6115,15 @@
     </w:p>
     <w:p>
       <w:pPr>
-        <w:spacing w:after="120"/>
-        <w:jc w:val="both"/>
-      </w:pPr>
-    </w:p>
-    <w:p>
-      <w:pPr>
-        <w:spacing w:after="120"/>
-        <w:jc w:val="both"/>
-      </w:pPr>
-    </w:p>
-    <w:p>
-      <w:pPr>
-        <w:spacing w:after="120"/>
-        <w:jc w:val="both"/>
-      </w:pPr>
-    </w:p>
-    <w:p>
-      <w:pPr>
-        <w:spacing w:after="120"/>
-        <w:jc w:val="both"/>
-      </w:pPr>
-    </w:p>
-    <w:p>
-      <w:pPr>
-        <w:spacing w:after="120"/>
-        <w:jc w:val="both"/>
-      </w:pPr>
-    </w:p>
-    <w:p>
-      <w:pPr>
         <w:pStyle w:val="Heading1"/>
-        <w:keepNext/>
-        <w:spacing w:before="440" w:after="160"/>
-        <w:jc w:val="both"/>
-      </w:pPr>
+        <w:jc w:val="both"/>
+      </w:pPr>
+      <w:bookmarkStart w:id="13" w:name="_Toc242871461"/>
       <w:r>
-        <w:rPr>
-          <w:b/>
-          <w:color w:val="0F172A"/>
-          <w:sz w:val="36"/>
-        </w:rPr>
         <w:lastRenderedPageBreak/>
         <w:t>15. Backend Request Lifecycle &amp; Multimodal AI Sequence Flow</w:t>
       </w:r>
+      <w:bookmarkEnd w:id="13"/>
     </w:p>
     <w:p>
       <w:pPr>
@@ -3266,6 +6175,9 @@
               <w:jc w:val="center"/>
             </w:pPr>
             <w:r>
+              <w:rPr>
+                <w:noProof/>
+              </w:rPr>
               <w:drawing>
                 <wp:inline distT="0" distB="0" distL="0" distR="0" wp14:anchorId="13EF5C31" wp14:editId="642684A5">
                   <wp:extent cx="5540013" cy="7942997"/>
@@ -3325,18 +6237,13 @@
     <w:p>
       <w:pPr>
         <w:pStyle w:val="Heading1"/>
-        <w:keepNext/>
-        <w:spacing w:before="440" w:after="160"/>
-        <w:jc w:val="both"/>
-      </w:pPr>
+        <w:jc w:val="both"/>
+      </w:pPr>
+      <w:bookmarkStart w:id="14" w:name="_Toc242871462"/>
       <w:r>
-        <w:rPr>
-          <w:b/>
-          <w:color w:val="0F172A"/>
-          <w:sz w:val="36"/>
-        </w:rPr>
         <w:t>16. Backend Service Analysis &amp; Candidate Model Fallback Topology</w:t>
       </w:r>
+      <w:bookmarkEnd w:id="14"/>
     </w:p>
     <w:p>
       <w:pPr>
@@ -3359,18 +6266,13 @@
     <w:p>
       <w:pPr>
         <w:pStyle w:val="Heading1"/>
-        <w:keepNext/>
-        <w:spacing w:before="440" w:after="160"/>
-        <w:jc w:val="both"/>
-      </w:pPr>
+        <w:jc w:val="both"/>
+      </w:pPr>
+      <w:bookmarkStart w:id="15" w:name="_Toc242871463"/>
       <w:r>
-        <w:rPr>
-          <w:b/>
-          <w:color w:val="0F172A"/>
-          <w:sz w:val="36"/>
-        </w:rPr>
         <w:t>17. Database Architecture &amp; Firestore Schema Design</w:t>
       </w:r>
+      <w:bookmarkEnd w:id="15"/>
     </w:p>
     <w:p>
       <w:pPr>
@@ -4854,19 +7756,14 @@
     <w:p>
       <w:pPr>
         <w:pStyle w:val="Heading1"/>
-        <w:keepNext/>
-        <w:spacing w:before="440" w:after="160"/>
-        <w:jc w:val="both"/>
-      </w:pPr>
+        <w:jc w:val="both"/>
+      </w:pPr>
+      <w:bookmarkStart w:id="16" w:name="_Toc242871464"/>
       <w:r>
-        <w:rPr>
-          <w:b/>
-          <w:color w:val="0F172A"/>
-          <w:sz w:val="36"/>
-        </w:rPr>
         <w:lastRenderedPageBreak/>
         <w:t>18. Database Entity-Relationship (ER) Diagram</w:t>
       </w:r>
+      <w:bookmarkEnd w:id="16"/>
     </w:p>
     <w:p>
       <w:pPr>
@@ -4918,6 +7815,9 @@
               <w:jc w:val="center"/>
             </w:pPr>
             <w:r>
+              <w:rPr>
+                <w:noProof/>
+              </w:rPr>
               <w:drawing>
                 <wp:inline distT="0" distB="0" distL="0" distR="0" wp14:anchorId="644109A0" wp14:editId="2E2D1F7C">
                   <wp:extent cx="6857061" cy="7360079"/>
@@ -4976,19 +7876,14 @@
     <w:p>
       <w:pPr>
         <w:pStyle w:val="Heading1"/>
-        <w:keepNext/>
-        <w:spacing w:before="440" w:after="160"/>
-        <w:jc w:val="both"/>
-      </w:pPr>
+        <w:jc w:val="both"/>
+      </w:pPr>
+      <w:bookmarkStart w:id="17" w:name="_Toc242871465"/>
       <w:r>
-        <w:rPr>
-          <w:b/>
-          <w:color w:val="0F172A"/>
-          <w:sz w:val="36"/>
-        </w:rPr>
         <w:lastRenderedPageBreak/>
         <w:t>19. Authentication Theory &amp; Session Management</w:t>
       </w:r>
+      <w:bookmarkEnd w:id="17"/>
     </w:p>
     <w:p>
       <w:pPr>
@@ -5011,18 +7906,13 @@
     <w:p>
       <w:pPr>
         <w:pStyle w:val="Heading1"/>
-        <w:keepNext/>
-        <w:spacing w:before="440" w:after="160"/>
-        <w:jc w:val="both"/>
-      </w:pPr>
+        <w:jc w:val="both"/>
+      </w:pPr>
+      <w:bookmarkStart w:id="18" w:name="_Toc242871466"/>
       <w:r>
-        <w:rPr>
-          <w:b/>
-          <w:color w:val="0F172A"/>
-          <w:sz w:val="36"/>
-        </w:rPr>
         <w:t>20. Authorization &amp; Dual-Tenant Role-Based Access Control (RBAC)</w:t>
       </w:r>
+      <w:bookmarkEnd w:id="18"/>
     </w:p>
     <w:p>
       <w:pPr>
@@ -5150,19 +8040,14 @@
     <w:p>
       <w:pPr>
         <w:pStyle w:val="Heading1"/>
-        <w:keepNext/>
-        <w:spacing w:before="440" w:after="160"/>
-        <w:jc w:val="both"/>
-      </w:pPr>
+        <w:jc w:val="both"/>
+      </w:pPr>
+      <w:bookmarkStart w:id="19" w:name="_Toc242871467"/>
       <w:r>
-        <w:rPr>
-          <w:b/>
-          <w:color w:val="0F172A"/>
-          <w:sz w:val="36"/>
-        </w:rPr>
         <w:lastRenderedPageBreak/>
         <w:t>21. Core Functional Modules Detailed Breakdown</w:t>
       </w:r>
+      <w:bookmarkEnd w:id="19"/>
     </w:p>
     <w:p>
       <w:pPr>
@@ -6025,25 +8910,15 @@
     </w:p>
     <w:p>
       <w:pPr>
-        <w:spacing w:after="120"/>
-        <w:jc w:val="both"/>
-      </w:pPr>
-    </w:p>
-    <w:p>
-      <w:pPr>
         <w:pStyle w:val="Heading1"/>
-        <w:keepNext/>
-        <w:spacing w:before="440" w:after="160"/>
-        <w:jc w:val="both"/>
-      </w:pPr>
+        <w:jc w:val="both"/>
+      </w:pPr>
+      <w:bookmarkStart w:id="20" w:name="_Toc242871468"/>
       <w:r>
-        <w:rPr>
-          <w:b/>
-          <w:color w:val="0F172A"/>
-          <w:sz w:val="36"/>
-        </w:rPr>
+        <w:lastRenderedPageBreak/>
         <w:t>22. Feature Workflow &amp; Algorithmic Decision Diagrams</w:t>
       </w:r>
+      <w:bookmarkEnd w:id="20"/>
     </w:p>
     <w:p>
       <w:pPr>
@@ -6110,6 +8985,9 @@
               <w:jc w:val="center"/>
             </w:pPr>
             <w:r>
+              <w:rPr>
+                <w:noProof/>
+              </w:rPr>
               <w:drawing>
                 <wp:inline distT="0" distB="0" distL="0" distR="0" wp14:anchorId="166E1745" wp14:editId="245AF389">
                   <wp:extent cx="2971694" cy="7056120"/>
@@ -6162,7 +9040,6 @@
         <w:jc w:val="both"/>
       </w:pPr>
       <w:r>
-        <w:lastRenderedPageBreak/>
         <w:t>The tax decision flowchart details the multi-step statutory calculation executed in taxUtils.ts, helping users optimize tax liabilities across regimes.</w:t>
       </w:r>
     </w:p>
@@ -6178,6 +9055,7 @@
           <w:color w:val="2563EB"/>
           <w:sz w:val="28"/>
         </w:rPr>
+        <w:lastRenderedPageBreak/>
         <w:t>2. Loan Amortization &amp; Prepayment Impact Flow</w:t>
       </w:r>
     </w:p>
@@ -6233,6 +9111,7 @@
             <w:r>
               <w:rPr>
                 <w:rFonts w:ascii="Consolas" w:hAnsi="Consolas"/>
+                <w:noProof/>
                 <w:color w:val="1E293B"/>
                 <w:sz w:val="16"/>
               </w:rPr>
@@ -6294,19 +9173,14 @@
     <w:p>
       <w:pPr>
         <w:pStyle w:val="Heading1"/>
-        <w:keepNext/>
-        <w:spacing w:before="440" w:after="160"/>
-        <w:jc w:val="both"/>
-      </w:pPr>
+        <w:jc w:val="both"/>
+      </w:pPr>
+      <w:bookmarkStart w:id="21" w:name="_Toc242871469"/>
       <w:r>
-        <w:rPr>
-          <w:b/>
-          <w:color w:val="0F172A"/>
-          <w:sz w:val="36"/>
-        </w:rPr>
         <w:lastRenderedPageBreak/>
         <w:t>23. API Protocol Design &amp; RESTful Conventions</w:t>
       </w:r>
+      <w:bookmarkEnd w:id="21"/>
     </w:p>
     <w:p>
       <w:pPr>
@@ -6320,18 +9194,13 @@
     <w:p>
       <w:pPr>
         <w:pStyle w:val="Heading1"/>
-        <w:keepNext/>
-        <w:spacing w:before="440" w:after="160"/>
-        <w:jc w:val="both"/>
-      </w:pPr>
+        <w:jc w:val="both"/>
+      </w:pPr>
+      <w:bookmarkStart w:id="22" w:name="_Toc242871470"/>
       <w:r>
-        <w:rPr>
-          <w:b/>
-          <w:color w:val="0F172A"/>
-          <w:sz w:val="36"/>
-        </w:rPr>
         <w:t>24. Comprehensive API Endpoint Specification</w:t>
       </w:r>
+      <w:bookmarkEnd w:id="22"/>
     </w:p>
     <w:p>
       <w:pPr>
@@ -6677,18 +9546,13 @@
     <w:p>
       <w:pPr>
         <w:pStyle w:val="Heading1"/>
-        <w:keepNext/>
-        <w:spacing w:before="440" w:after="160"/>
-        <w:jc w:val="both"/>
-      </w:pPr>
+        <w:jc w:val="both"/>
+      </w:pPr>
+      <w:bookmarkStart w:id="23" w:name="_Toc242871471"/>
       <w:r>
-        <w:rPr>
-          <w:b/>
-          <w:color w:val="0F172A"/>
-          <w:sz w:val="36"/>
-        </w:rPr>
         <w:t>25. Unidirectional Data Flow Architecture</w:t>
       </w:r>
+      <w:bookmarkEnd w:id="23"/>
     </w:p>
     <w:p>
       <w:pPr>
@@ -6744,19 +9608,14 @@
     <w:p>
       <w:pPr>
         <w:pStyle w:val="Heading1"/>
-        <w:keepNext/>
-        <w:spacing w:before="440" w:after="160"/>
-        <w:jc w:val="both"/>
-      </w:pPr>
+        <w:jc w:val="both"/>
+      </w:pPr>
+      <w:bookmarkStart w:id="24" w:name="_Toc242871472"/>
       <w:r>
-        <w:rPr>
-          <w:b/>
-          <w:color w:val="0F172A"/>
-          <w:sz w:val="36"/>
-        </w:rPr>
         <w:lastRenderedPageBreak/>
         <w:t>26. Algorithmic &amp; Mathematical Deep-Dive Analysis</w:t>
       </w:r>
+      <w:bookmarkEnd w:id="24"/>
     </w:p>
     <w:p>
       <w:pPr>
@@ -6948,18 +9807,13 @@
     <w:p>
       <w:pPr>
         <w:pStyle w:val="Heading1"/>
-        <w:keepNext/>
-        <w:spacing w:before="440" w:after="160"/>
-        <w:jc w:val="both"/>
-      </w:pPr>
+        <w:jc w:val="both"/>
+      </w:pPr>
+      <w:bookmarkStart w:id="25" w:name="_Toc242871473"/>
       <w:r>
-        <w:rPr>
-          <w:b/>
-          <w:color w:val="0F172A"/>
-          <w:sz w:val="36"/>
-        </w:rPr>
         <w:t>27. Project Configuration Governance &amp; Build Manifests</w:t>
       </w:r>
+      <w:bookmarkEnd w:id="25"/>
     </w:p>
     <w:p>
       <w:pPr>
@@ -7044,19 +9898,14 @@
     <w:p>
       <w:pPr>
         <w:pStyle w:val="Heading1"/>
-        <w:keepNext/>
-        <w:spacing w:before="440" w:after="160"/>
-        <w:jc w:val="both"/>
-      </w:pPr>
+        <w:jc w:val="both"/>
+      </w:pPr>
+      <w:bookmarkStart w:id="26" w:name="_Toc242871474"/>
       <w:r>
-        <w:rPr>
-          <w:b/>
-          <w:color w:val="0F172A"/>
-          <w:sz w:val="36"/>
-        </w:rPr>
         <w:lastRenderedPageBreak/>
         <w:t>28. Environment Configuration &amp; Secret Governance</w:t>
       </w:r>
+      <w:bookmarkEnd w:id="26"/>
     </w:p>
     <w:p>
       <w:pPr>
@@ -7612,18 +10461,13 @@
     <w:p>
       <w:pPr>
         <w:pStyle w:val="Heading1"/>
-        <w:keepNext/>
-        <w:spacing w:before="440" w:after="160"/>
-        <w:jc w:val="both"/>
-      </w:pPr>
+        <w:jc w:val="both"/>
+      </w:pPr>
+      <w:bookmarkStart w:id="27" w:name="_Toc242871475"/>
       <w:r>
-        <w:rPr>
-          <w:b/>
-          <w:color w:val="0F172A"/>
-          <w:sz w:val="36"/>
-        </w:rPr>
         <w:t>29. Containerization Strategy &amp; Multi-Stage Docker Build</w:t>
       </w:r>
+      <w:bookmarkEnd w:id="27"/>
     </w:p>
     <w:p>
       <w:pPr>
@@ -7646,18 +10490,13 @@
     <w:p>
       <w:pPr>
         <w:pStyle w:val="Heading1"/>
-        <w:keepNext/>
-        <w:spacing w:before="440" w:after="160"/>
-        <w:jc w:val="both"/>
-      </w:pPr>
+        <w:jc w:val="both"/>
+      </w:pPr>
+      <w:bookmarkStart w:id="28" w:name="_Toc242871476"/>
       <w:r>
-        <w:rPr>
-          <w:b/>
-          <w:color w:val="0F172A"/>
-          <w:sz w:val="36"/>
-        </w:rPr>
         <w:t>30. Production Build Pipeline &amp; Deployment Topology</w:t>
       </w:r>
+      <w:bookmarkEnd w:id="28"/>
     </w:p>
     <w:p>
       <w:pPr>
@@ -7680,19 +10519,14 @@
     <w:p>
       <w:pPr>
         <w:pStyle w:val="Heading1"/>
-        <w:keepNext/>
-        <w:spacing w:before="440" w:after="160"/>
-        <w:jc w:val="both"/>
-      </w:pPr>
+        <w:jc w:val="both"/>
+      </w:pPr>
+      <w:bookmarkStart w:id="29" w:name="_Toc242871477"/>
       <w:r>
-        <w:rPr>
-          <w:b/>
-          <w:color w:val="0F172A"/>
-          <w:sz w:val="36"/>
-        </w:rPr>
         <w:lastRenderedPageBreak/>
         <w:t>31. Quality Assurance &amp; Static Verification</w:t>
       </w:r>
+      <w:bookmarkEnd w:id="29"/>
     </w:p>
     <w:p>
       <w:pPr>
@@ -7715,18 +10549,13 @@
     <w:p>
       <w:pPr>
         <w:pStyle w:val="Heading1"/>
-        <w:keepNext/>
-        <w:spacing w:before="440" w:after="160"/>
-        <w:jc w:val="both"/>
-      </w:pPr>
+        <w:jc w:val="both"/>
+      </w:pPr>
+      <w:bookmarkStart w:id="30" w:name="_Toc242871478"/>
       <w:r>
-        <w:rPr>
-          <w:b/>
-          <w:color w:val="0F172A"/>
-          <w:sz w:val="36"/>
-        </w:rPr>
         <w:t>32. Fault Tolerance &amp; Error Recovery Architecture</w:t>
       </w:r>
+      <w:bookmarkEnd w:id="30"/>
     </w:p>
     <w:p>
       <w:pPr>
@@ -7740,18 +10569,13 @@
     <w:p>
       <w:pPr>
         <w:pStyle w:val="Heading1"/>
-        <w:keepNext/>
-        <w:spacing w:before="440" w:after="160"/>
-        <w:jc w:val="both"/>
-      </w:pPr>
+        <w:jc w:val="both"/>
+      </w:pPr>
+      <w:bookmarkStart w:id="31" w:name="_Toc242871479"/>
       <w:r>
-        <w:rPr>
-          <w:b/>
-          <w:color w:val="0F172A"/>
-          <w:sz w:val="36"/>
-        </w:rPr>
         <w:t>33. Observability, Telemetry &amp; Health Monitoring</w:t>
       </w:r>
+      <w:bookmarkEnd w:id="31"/>
     </w:p>
     <w:p>
       <w:pPr>
@@ -7765,18 +10589,13 @@
     <w:p>
       <w:pPr>
         <w:pStyle w:val="Heading1"/>
-        <w:keepNext/>
-        <w:spacing w:before="440" w:after="160"/>
-        <w:jc w:val="both"/>
-      </w:pPr>
+        <w:jc w:val="both"/>
+      </w:pPr>
+      <w:bookmarkStart w:id="32" w:name="_Toc242871480"/>
       <w:r>
-        <w:rPr>
-          <w:b/>
-          <w:color w:val="0F172A"/>
-          <w:sz w:val="36"/>
-        </w:rPr>
         <w:t>34. Cybersecurity Analysis &amp; Threat Vectors</w:t>
       </w:r>
+      <w:bookmarkEnd w:id="32"/>
     </w:p>
     <w:p>
       <w:pPr>
@@ -7799,18 +10618,13 @@
     <w:p>
       <w:pPr>
         <w:pStyle w:val="Heading1"/>
-        <w:keepNext/>
-        <w:spacing w:before="440" w:after="160"/>
-        <w:jc w:val="both"/>
-      </w:pPr>
+        <w:jc w:val="both"/>
+      </w:pPr>
+      <w:bookmarkStart w:id="33" w:name="_Toc242871481"/>
       <w:r>
-        <w:rPr>
-          <w:b/>
-          <w:color w:val="0F172A"/>
-          <w:sz w:val="36"/>
-        </w:rPr>
         <w:t>35. Performance Engineering &amp; Optimization Strategies</w:t>
       </w:r>
+      <w:bookmarkEnd w:id="33"/>
     </w:p>
     <w:p>
       <w:pPr>
@@ -7824,18 +10638,13 @@
     <w:p>
       <w:pPr>
         <w:pStyle w:val="Heading1"/>
-        <w:keepNext/>
-        <w:spacing w:before="440" w:after="160"/>
-        <w:jc w:val="both"/>
-      </w:pPr>
+        <w:jc w:val="both"/>
+      </w:pPr>
+      <w:bookmarkStart w:id="34" w:name="_Toc242871482"/>
       <w:r>
-        <w:rPr>
-          <w:b/>
-          <w:color w:val="0F172A"/>
-          <w:sz w:val="36"/>
-        </w:rPr>
         <w:t>36. Developer Onboarding &amp; Maintenance Framework</w:t>
       </w:r>
+      <w:bookmarkEnd w:id="34"/>
     </w:p>
     <w:p>
       <w:pPr>
@@ -7849,19 +10658,14 @@
     <w:p>
       <w:pPr>
         <w:pStyle w:val="Heading1"/>
-        <w:keepNext/>
-        <w:spacing w:before="440" w:after="160"/>
-        <w:jc w:val="both"/>
-      </w:pPr>
+        <w:jc w:val="both"/>
+      </w:pPr>
+      <w:bookmarkStart w:id="35" w:name="_Toc242871483"/>
       <w:r>
-        <w:rPr>
-          <w:b/>
-          <w:color w:val="0F172A"/>
-          <w:sz w:val="36"/>
-        </w:rPr>
         <w:lastRenderedPageBreak/>
         <w:t>37. Operational Troubleshooting Matrix</w:t>
       </w:r>
+      <w:bookmarkEnd w:id="35"/>
     </w:p>
     <w:p>
       <w:pPr>
@@ -8343,18 +11147,13 @@
     <w:p>
       <w:pPr>
         <w:pStyle w:val="Heading1"/>
-        <w:keepNext/>
-        <w:spacing w:before="440" w:after="160"/>
-        <w:jc w:val="both"/>
-      </w:pPr>
+        <w:jc w:val="both"/>
+      </w:pPr>
+      <w:bookmarkStart w:id="36" w:name="_Toc242871484"/>
       <w:r>
-        <w:rPr>
-          <w:b/>
-          <w:color w:val="0F172A"/>
-          <w:sz w:val="36"/>
-        </w:rPr>
         <w:t>38. Codebase Verification &amp; System Limitations</w:t>
       </w:r>
+      <w:bookmarkEnd w:id="36"/>
     </w:p>
     <w:p>
       <w:pPr>
@@ -8368,18 +11167,13 @@
     <w:p>
       <w:pPr>
         <w:pStyle w:val="Heading1"/>
-        <w:keepNext/>
-        <w:spacing w:before="440" w:after="160"/>
-        <w:jc w:val="both"/>
-      </w:pPr>
+        <w:jc w:val="both"/>
+      </w:pPr>
+      <w:bookmarkStart w:id="37" w:name="_Toc242871485"/>
       <w:r>
-        <w:rPr>
-          <w:b/>
-          <w:color w:val="0F172A"/>
-          <w:sz w:val="36"/>
-        </w:rPr>
         <w:t>39. Strategic Future Roadmap</w:t>
       </w:r>
+      <w:bookmarkEnd w:id="37"/>
     </w:p>
     <w:p>
       <w:pPr>
@@ -8393,18 +11187,13 @@
     <w:p>
       <w:pPr>
         <w:pStyle w:val="Heading1"/>
-        <w:keepNext/>
-        <w:spacing w:before="440" w:after="160"/>
-        <w:jc w:val="both"/>
-      </w:pPr>
+        <w:jc w:val="both"/>
+      </w:pPr>
+      <w:bookmarkStart w:id="38" w:name="_Toc242871486"/>
       <w:r>
-        <w:rPr>
-          <w:b/>
-          <w:color w:val="0F172A"/>
-          <w:sz w:val="36"/>
-        </w:rPr>
         <w:t>40. Formal Conclusion &amp; Engineering Synthesis</w:t>
       </w:r>
+      <w:bookmarkEnd w:id="38"/>
     </w:p>
     <w:p>
       <w:pPr>
@@ -8417,19 +11206,21 @@
     </w:p>
     <w:p>
       <w:pPr>
+        <w:spacing w:after="120"/>
+        <w:jc w:val="both"/>
+      </w:pPr>
+    </w:p>
+    <w:p>
+      <w:pPr>
         <w:pStyle w:val="Heading1"/>
-        <w:keepNext/>
-        <w:spacing w:before="440" w:after="160"/>
-        <w:jc w:val="both"/>
-      </w:pPr>
+        <w:jc w:val="both"/>
+      </w:pPr>
+      <w:bookmarkStart w:id="39" w:name="_Toc242871487"/>
       <w:r>
-        <w:rPr>
-          <w:b/>
-          <w:color w:val="0F172A"/>
-          <w:sz w:val="36"/>
-        </w:rPr>
+        <w:lastRenderedPageBreak/>
         <w:t>41. n8n Telegram Automation Layer &amp; Conversational Expense Capture</w:t>
       </w:r>
+      <w:bookmarkEnd w:id="39"/>
     </w:p>
     <w:p>
       <w:pPr>
@@ -8446,7 +11237,109 @@
         <w:jc w:val="both"/>
       </w:pPr>
       <w:r>
+        <w:t>The first of the three diagrams below summarizes message intake and the confirmation loop: classified updates are dispatched by a twenty-seven-output intent router, and a parked receipt scan is resolved either by an inline button tap or by a typed reply, with the per-user pointer and consume-once semantics that keep double activations inert.</w:t>
+      </w:r>
+    </w:p>
+    <w:p>
+      <w:pPr>
+        <w:jc w:val="center"/>
+      </w:pPr>
+      <w:r>
+        <w:drawing>
+          <wp:inline distT="0" distB="0" distL="0" distR="0">
+            <wp:extent cx="3669173" cy="8382000"/>
+            <wp:effectExtent l="0" t="0" r="0" b="0"/>
+            <wp:docPr id="2000000001" name="n8n intake and confirmation diagram"/>
+            <wp:cNvGraphicFramePr>
+              <a:graphicFrameLocks xmlns:a="http://schemas.openxmlformats.org/drawingml/2006/main" noChangeAspect="1"/>
+            </wp:cNvGraphicFramePr>
+            <a:graphic xmlns:a="http://schemas.openxmlformats.org/drawingml/2006/main">
+              <a:graphicData uri="http://schemas.openxmlformats.org/drawingml/2006/picture">
+                <pic:pic xmlns:pic="http://schemas.openxmlformats.org/drawingml/2006/picture">
+                  <pic:nvPicPr>
+                    <pic:cNvPr id="2000000001" name="n8n intake and confirmation diagram"/>
+                    <pic:cNvPicPr/>
+                  </pic:nvPicPr>
+                  <pic:blipFill>
+                    <a:blip r:embed="rId14"/>
+                    <a:stretch>
+                      <a:fillRect/>
+                    </a:stretch>
+                  </pic:blipFill>
+                  <pic:spPr>
+                    <a:xfrm>
+                      <a:off x="0" y="0"/>
+                      <a:ext cx="3669173" cy="8382000"/>
+                    </a:xfrm>
+                    <a:prstGeom prst="rect">
+                      <a:avLst/>
+                    </a:prstGeom>
+                  </pic:spPr>
+                </pic:pic>
+              </a:graphicData>
+            </a:graphic>
+          </wp:inline>
+        </w:drawing>
+      </w:r>
+    </w:p>
+    <w:p>
+      <w:pPr>
+        <w:spacing w:after="120"/>
+        <w:jc w:val="both"/>
+      </w:pPr>
+      <w:r>
         <w:t>The receipt-scanning pipeline is the automation layer's most intricate flow. Telegram transmits the largest available photo variant, which is downloaded through the Bot API, validated by JPEG and PNG magic-byte inspection together with minimum-size guards, and submitted to a Gemini pro-tier model under a strict structured-output schema that demands the grand total actually paid, a digit-by-digit reading of the printed date, the merchant identity, and a category drawn from the application's own vocabulary. Post-scan sanity guards reject line-item and phone-number misreads, cap implausible amounts, and normalize stale or future dates to the current day while disclosing the substitution in the reply, and a flash-tier fallback model retries failures once before the user receives a friendly, cause-specific message. Successful scans are not written immediately: the extracted payload is parked in workflow static data together with the photo itself, compressed to at most eight hundred thousand base64 characters, and the user receives an inline confirmation with Save and Discard buttons. Confirmation may also be typed, because the classifier maps plain replies such as save or discard onto the same callback intent, and a per-user pointer resolves the sender's most recent parked scan without needing the callback identifier. Consumption is idempotent: the parked entry is removed at first use, so double taps and repeated replies can never duplicate a write, and unconfirmed entries expire after one hour.</w:t>
+      </w:r>
+    </w:p>
+    <w:p>
+      <w:pPr>
+        <w:spacing w:after="120"/>
+        <w:jc w:val="both"/>
+      </w:pPr>
+      <w:r>
+        <w:t>The second diagram details the receipt-scanning pipeline: the largest photo variant is acquired and validated, Gemini extracts the structured fields under a strict schema with a flash-model fallback, and the sanitized result is parked and presented for confirmation rather than written immediately.</w:t>
+      </w:r>
+    </w:p>
+    <w:p>
+      <w:pPr>
+        <w:jc w:val="center"/>
+      </w:pPr>
+      <w:r>
+        <w:drawing>
+          <wp:inline distT="0" distB="0" distL="0" distR="0">
+            <wp:extent cx="3238281" cy="8382000"/>
+            <wp:effectExtent l="0" t="0" r="0" b="0"/>
+            <wp:docPr id="2000000002" name="n8n receipt scan pipeline diagram"/>
+            <wp:cNvGraphicFramePr>
+              <a:graphicFrameLocks xmlns:a="http://schemas.openxmlformats.org/drawingml/2006/main" noChangeAspect="1"/>
+            </wp:cNvGraphicFramePr>
+            <a:graphic xmlns:a="http://schemas.openxmlformats.org/drawingml/2006/main">
+              <a:graphicData uri="http://schemas.openxmlformats.org/drawingml/2006/picture">
+                <pic:pic xmlns:pic="http://schemas.openxmlformats.org/drawingml/2006/picture">
+                  <pic:nvPicPr>
+                    <pic:cNvPr id="2000000002" name="n8n receipt scan pipeline diagram"/>
+                    <pic:cNvPicPr/>
+                  </pic:nvPicPr>
+                  <pic:blipFill>
+                    <a:blip r:embed="rId15"/>
+                    <a:stretch>
+                      <a:fillRect/>
+                    </a:stretch>
+                  </pic:blipFill>
+                  <pic:spPr>
+                    <a:xfrm>
+                      <a:off x="0" y="0"/>
+                      <a:ext cx="3238281" cy="8382000"/>
+                    </a:xfrm>
+                    <a:prstGeom prst="rect">
+                      <a:avLst/>
+                    </a:prstGeom>
+                  </pic:spPr>
+                </pic:pic>
+              </a:graphicData>
+            </a:graphic>
+          </wp:inline>
+        </w:drawing>
       </w:r>
     </w:p>
     <w:p>
@@ -8460,19 +11353,78 @@
     </w:p>
     <w:p>
       <w:pPr>
+        <w:spacing w:after="120"/>
+        <w:jc w:val="both"/>
+      </w:pPr>
+      <w:r>
+        <w:t>The third diagram completes the automation topology: the shared expense pipeline with its receipt-photo branch and household-wide budget verification, the command branches for income, natural language, editing, analytics, and administrative intents, the daily recurring processor, and the Firestore, Gemini, and Telegram services that each stage consumes.</w:t>
+      </w:r>
+    </w:p>
+    <w:p>
+      <w:pPr>
+        <w:jc w:val="center"/>
+      </w:pPr>
+      <w:r>
+        <w:drawing>
+          <wp:inline distT="0" distB="0" distL="0" distR="0">
+            <wp:extent cx="6858000" cy="8065148"/>
+            <wp:effectExtent l="0" t="0" r="0" b="0"/>
+            <wp:docPr id="2000000003" name="n8n expense pipeline and command branches diagram"/>
+            <wp:cNvGraphicFramePr>
+              <a:graphicFrameLocks xmlns:a="http://schemas.openxmlformats.org/drawingml/2006/main" noChangeAspect="1"/>
+            </wp:cNvGraphicFramePr>
+            <a:graphic xmlns:a="http://schemas.openxmlformats.org/drawingml/2006/main">
+              <a:graphicData uri="http://schemas.openxmlformats.org/drawingml/2006/picture">
+                <pic:pic xmlns:pic="http://schemas.openxmlformats.org/drawingml/2006/picture">
+                  <pic:nvPicPr>
+                    <pic:cNvPr id="2000000003" name="n8n expense pipeline and command branches diagram"/>
+                    <pic:cNvPicPr/>
+                  </pic:nvPicPr>
+                  <pic:blipFill>
+                    <a:blip r:embed="rId16"/>
+                    <a:stretch>
+                      <a:fillRect/>
+                    </a:stretch>
+                  </pic:blipFill>
+                  <pic:spPr>
+                    <a:xfrm>
+                      <a:off x="0" y="0"/>
+                      <a:ext cx="6858000" cy="8065148"/>
+                    </a:xfrm>
+                    <a:prstGeom prst="rect">
+                      <a:avLst/>
+                    </a:prstGeom>
+                  </pic:spPr>
+                </pic:pic>
+              </a:graphicData>
+            </a:graphic>
+          </wp:inline>
+        </w:drawing>
+      </w:r>
+    </w:p>
+    <w:p>
+      <w:pPr>
+        <w:spacing w:after="120"/>
+        <w:jc w:val="both"/>
+      </w:pPr>
+    </w:p>
+    <w:p>
+      <w:pPr>
+        <w:spacing w:after="120"/>
+        <w:jc w:val="both"/>
+      </w:pPr>
+    </w:p>
+    <w:p>
+      <w:pPr>
         <w:pStyle w:val="Heading1"/>
-        <w:keepNext/>
-        <w:spacing w:before="440" w:after="160"/>
-        <w:jc w:val="both"/>
-      </w:pPr>
+        <w:jc w:val="both"/>
+      </w:pPr>
+      <w:bookmarkStart w:id="40" w:name="_Toc242871488"/>
       <w:r>
-        <w:rPr>
-          <w:b/>
-          <w:color w:val="0F172A"/>
-          <w:sz w:val="36"/>
-        </w:rPr>
+        <w:lastRenderedPageBreak/>
         <w:t>42. Household Data Management: Firestore Security Model &amp; Attachment Governance</w:t>
       </w:r>
+      <w:bookmarkEnd w:id="40"/>
     </w:p>
     <w:p>
       <w:pPr>
@@ -8503,19 +11455,51 @@
     </w:p>
     <w:p>
       <w:pPr>
+        <w:spacing w:after="120"/>
+        <w:jc w:val="both"/>
+      </w:pPr>
+    </w:p>
+    <w:p>
+      <w:pPr>
+        <w:spacing w:after="120"/>
+        <w:jc w:val="both"/>
+      </w:pPr>
+    </w:p>
+    <w:p>
+      <w:pPr>
+        <w:spacing w:after="120"/>
+        <w:jc w:val="both"/>
+      </w:pPr>
+    </w:p>
+    <w:p>
+      <w:pPr>
+        <w:spacing w:after="120"/>
+        <w:jc w:val="both"/>
+      </w:pPr>
+    </w:p>
+    <w:p>
+      <w:pPr>
+        <w:spacing w:after="120"/>
+        <w:jc w:val="both"/>
+      </w:pPr>
+    </w:p>
+    <w:p>
+      <w:pPr>
+        <w:spacing w:after="120"/>
+        <w:jc w:val="both"/>
+      </w:pPr>
+    </w:p>
+    <w:p>
+      <w:pPr>
         <w:pStyle w:val="Heading1"/>
-        <w:keepNext/>
-        <w:spacing w:before="440" w:after="160"/>
-        <w:jc w:val="both"/>
-      </w:pPr>
+        <w:jc w:val="both"/>
+      </w:pPr>
+      <w:bookmarkStart w:id="41" w:name="_Toc242871489"/>
       <w:r>
-        <w:rPr>
-          <w:b/>
-          <w:color w:val="0F172A"/>
-          <w:sz w:val="36"/>
-        </w:rPr>
+        <w:lastRenderedPageBreak/>
         <w:t>43. Zero-Cost 24/7 Cloud Deployment &amp; Free-Tier Continuity Engineering</w:t>
       </w:r>
+      <w:bookmarkEnd w:id="41"/>
     </w:p>
     <w:p>
       <w:pPr>
@@ -8555,7 +11539,7 @@
 </file>
 
 <file path=word/numbering.xml><?xml version="1.0" encoding="utf-8"?>
-<w:numbering xmlns:wpc="http://schemas.microsoft.com/office/word/2010/wordprocessingCanvas" xmlns:cx="http://schemas.microsoft.com/office/drawing/2014/chartex" xmlns:cx1="http://schemas.microsoft.com/office/drawing/2015/9/8/chartex" xmlns:cx2="http://schemas.microsoft.com/office/drawing/2015/10/21/chartex" xmlns:cx3="http://schemas.microsoft.com/office/drawing/2016/5/9/chartex" xmlns:cx4="http://schemas.microsoft.com/office/drawing/2016/5/10/chartex" xmlns:cx5="http://schemas.microsoft.com/office/drawing/2016/5/11/chartex" xmlns:cx6="http://schemas.microsoft.com/office/drawing/2016/5/12/chartex" xmlns:cx7="http://schemas.microsoft.com/office/drawing/2016/5/13/chartex" xmlns:cx8="http://schemas.microsoft.com/office/drawing/2016/5/14/chartex" xmlns:mc="http://schemas.openxmlformats.org/markup-compatibility/2006" xmlns:aink="http://schemas.microsoft.com/office/drawing/2016/ink" xmlns:am3d="http://schemas.microsoft.com/office/drawing/2017/model3d" xmlns:o="urn:schemas-microsoft-com:office:office" xmlns:oel="http://schemas.microsoft.com/office/2019/extlst" xmlns:r="http://schemas.openxmlformats.org/officeDocument/2006/relationships" xmlns:m="http://schemas.openxmlformats.org/officeDocument/2006/math" xmlns:v="urn:schemas-microsoft-com:vml" xmlns:wp14="http://schemas.microsoft.com/office/word/2010/wordprocessingDrawing" xmlns:wp="http://schemas.openxmlformats.org/drawingml/2006/wordprocessingDrawing" xmlns:w10="urn:schemas-microsoft-com:office:word" xmlns:w="http://schemas.openxmlformats.org/wordprocessingml/2006/main" xmlns:w14="http://schemas.microsoft.com/office/word/2010/wordml" xmlns:w15="http://schemas.microsoft.com/office/word/2012/wordml" xmlns:w16cei="http://schemas.microsoft.com/office/word/2026/wordml/cei" xmlns:w16cex="http://schemas.microsoft.com/office/word/2018/wordml/cex" xmlns:w16cid="http://schemas.microsoft.com/office/word/2016/wordml/cid" xmlns:w16="http://schemas.microsoft.com/office/word/2018/wordml" xmlns:w16du="http://schemas.microsoft.com/office/word/2023/wordml/word16du" xmlns:w16sdtdh="http://schemas.microsoft.com/office/word/2020/wordml/sdtdatahash" xmlns:w16sdtfl="http://schemas.microsoft.com/office/word/2024/wordml/sdtformatlock" xmlns:w16se="http://schemas.microsoft.com/office/word/2015/wordml/symex" xmlns:wpg="http://schemas.microsoft.com/office/word/2010/wordprocessingGroup" xmlns:wpi="http://schemas.microsoft.com/office/word/2010/wordprocessingInk" xmlns:wne="http://schemas.microsoft.com/office/word/2006/wordml" xmlns:wps="http://schemas.microsoft.com/office/word/2010/wordprocessingShape" mc:Ignorable="w14 w15 w16se w16cid w16 w16cex w16sdtdh w16sdtfl w16du wp14">
+<w:numbering xmlns:wpc="http://schemas.microsoft.com/office/word/2010/wordprocessingCanvas" xmlns:cx="http://schemas.microsoft.com/office/drawing/2014/chartex" xmlns:cx1="http://schemas.microsoft.com/office/drawing/2015/9/8/chartex" xmlns:cx2="http://schemas.microsoft.com/office/drawing/2015/10/21/chartex" xmlns:cx3="http://schemas.microsoft.com/office/drawing/2016/5/9/chartex" xmlns:cx4="http://schemas.microsoft.com/office/drawing/2016/5/10/chartex" xmlns:cx5="http://schemas.microsoft.com/office/drawing/2016/5/11/chartex" xmlns:cx6="http://schemas.microsoft.com/office/drawing/2016/5/12/chartex" xmlns:cx7="http://schemas.microsoft.com/office/drawing/2016/5/13/chartex" xmlns:cx8="http://schemas.microsoft.com/office/drawing/2016/5/14/chartex" xmlns:mc="http://schemas.openxmlformats.org/markup-compatibility/2006" xmlns:aink="http://schemas.microsoft.com/office/drawing/2016/ink" xmlns:am3d="http://schemas.microsoft.com/office/drawing/2017/model3d" xmlns:o="urn:schemas-microsoft-com:office:office" xmlns:oel="http://schemas.microsoft.com/office/2019/extlst" xmlns:r="http://schemas.openxmlformats.org/officeDocument/2006/relationships" xmlns:m="http://schemas.openxmlformats.org/officeDocument/2006/math" xmlns:v="urn:schemas-microsoft-com:vml" xmlns:wp14="http://schemas.microsoft.com/office/word/2010/wordprocessingDrawing" xmlns:wp="http://schemas.openxmlformats.org/drawingml/2006/wordprocessingDrawing" xmlns:w10="urn:schemas-microsoft-com:office:word" xmlns:w="http://schemas.openxmlformats.org/wordprocessingml/2006/main" xmlns:w14="http://schemas.microsoft.com/office/word/2010/wordml" xmlns:w15="http://schemas.microsoft.com/office/word/2012/wordml" xmlns:w16cex="http://schemas.microsoft.com/office/word/2018/wordml/cex" xmlns:w16cid="http://schemas.microsoft.com/office/word/2016/wordml/cid" xmlns:w16="http://schemas.microsoft.com/office/word/2018/wordml" xmlns:w16du="http://schemas.microsoft.com/office/word/2023/wordml/word16du" xmlns:w16sdtdh="http://schemas.microsoft.com/office/word/2020/wordml/sdtdatahash" xmlns:w16sdtfl="http://schemas.microsoft.com/office/word/2024/wordml/sdtformatlock" xmlns:w16se="http://schemas.microsoft.com/office/word/2015/wordml/symex" xmlns:wpg="http://schemas.microsoft.com/office/word/2010/wordprocessingGroup" xmlns:wpi="http://schemas.microsoft.com/office/word/2010/wordprocessingInk" xmlns:wne="http://schemas.microsoft.com/office/word/2006/wordml" xmlns:wps="http://schemas.microsoft.com/office/word/2010/wordprocessingShape" mc:Ignorable="w14 w15 w16se w16cid w16 w16cex w16sdtdh w16sdtfl w16du wp14">
   <w:abstractNum w:abstractNumId="0" w15:restartNumberingAfterBreak="0">
     <w:nsid w:val="FFFFFF7C"/>
     <w:multiLevelType w:val="singleLevel"/>
@@ -20140,6 +23124,29 @@
       </w:tcPr>
     </w:tblStylePr>
   </w:style>
+  <w:style w:type="paragraph" w:styleId="TOC1">
+    <w:name w:val="toc 1"/>
+    <w:basedOn w:val="Normal"/>
+    <w:next w:val="Normal"/>
+    <w:autoRedefine/>
+    <w:uiPriority w:val="39"/>
+    <w:unhideWhenUsed/>
+    <w:rsid w:val="006E11AF"/>
+    <w:pPr>
+      <w:spacing w:after="100"/>
+    </w:pPr>
+  </w:style>
+  <w:style w:type="character" w:styleId="Hyperlink">
+    <w:name w:val="Hyperlink"/>
+    <w:basedOn w:val="DefaultParagraphFont"/>
+    <w:uiPriority w:val="99"/>
+    <w:unhideWhenUsed/>
+    <w:rsid w:val="006E11AF"/>
+    <w:rPr>
+      <w:color w:val="0000FF" w:themeColor="hyperlink"/>
+      <w:u w:val="single"/>
+    </w:rPr>
+  </w:style>
 </w:styles>
 </file>
 
